--- a/meta_agents/search_v2/outputs/Main_Text_Tables_Figures.docx
+++ b/meta_agents/search_v2/outputs/Main_Text_Tables_Figures.docx
@@ -4542,7 +4542,7 @@
                 <w:sz w:val="15"/>
                 <w:szCs w:val="15"/>
               </w:rPr>
-              <w:t xml:space="preserve">Loo 2019 (2000-2016)</w:t>
+              <w:t xml:space="preserve">Loo 2019 (2010-2013)</w:t>
             </w:r>
           </w:p>
         </w:tc>
@@ -4962,7 +4962,7 @@
                 <w:sz w:val="15"/>
                 <w:szCs w:val="15"/>
               </w:rPr>
-              <w:t xml:space="preserve">Loo 2019 (2000-2016)</w:t>
+              <w:t xml:space="preserve">Loo 2019 (2010-2013)</w:t>
             </w:r>
           </w:p>
         </w:tc>
@@ -5382,7 +5382,7 @@
                 <w:sz w:val="15"/>
                 <w:szCs w:val="15"/>
               </w:rPr>
-              <w:t xml:space="preserve">Loo 2019 (2000-2016)</w:t>
+              <w:t xml:space="preserve">Loo 2019 (2010-2013)</w:t>
             </w:r>
           </w:p>
         </w:tc>
@@ -5522,7 +5522,7 @@
                 <w:sz w:val="15"/>
                 <w:szCs w:val="15"/>
               </w:rPr>
-              <w:t xml:space="preserve">Loo 2019 (2000-2016)</w:t>
+              <w:t xml:space="preserve">Loo 2019 (2010-2013)</w:t>
             </w:r>
           </w:p>
         </w:tc>

--- a/meta_agents/search_v2/outputs/Main_Text_Tables_Figures.docx
+++ b/meta_agents/search_v2/outputs/Main_Text_Tables_Figures.docx
@@ -912,7 +912,7 @@
                 <w:sz w:val="15"/>
                 <w:szCs w:val="15"/>
               </w:rPr>
-              <w:t xml:space="preserve">Mills 2005 (Hmong 1988-2000 / NHW 1995-1999)</w:t>
+              <w:t xml:space="preserve">Mills 2005 (1988-2000)</w:t>
             </w:r>
           </w:p>
         </w:tc>

--- a/meta_agents/search_v2/outputs/Main_Text_Tables_Figures.docx
+++ b/meta_agents/search_v2/outputs/Main_Text_Tables_Figures.docx
@@ -2455,7 +2455,7 @@
                 <w:sz w:val="15"/>
                 <w:szCs w:val="15"/>
               </w:rPr>
-              <w:t xml:space="preserve">1.211 [1.123, 1.305] ‡</w:t>
+              <w:t xml:space="preserve">1.270 [1.213, 1.330] ‡</w:t>
             </w:r>
           </w:p>
         </w:tc>
@@ -2478,7 +2478,7 @@
                 <w:sz w:val="15"/>
                 <w:szCs w:val="15"/>
               </w:rPr>
-              <w:t xml:space="preserve">Miller 2008 (1998-2002)</w:t>
+              <w:t xml:space="preserve">Gomez 2026 (2018-2022)</w:t>
             </w:r>
           </w:p>
         </w:tc>
@@ -2501,7 +2501,7 @@
                 <w:sz w:val="15"/>
                 <w:szCs w:val="15"/>
               </w:rPr>
-              <w:t xml:space="preserve">NAACCR/CiNA (~93%)</w:t>
+              <w:t xml:space="preserve">SEER-national</w:t>
             </w:r>
           </w:p>
         </w:tc>
@@ -2524,7 +2524,7 @@
                 <w:sz w:val="15"/>
                 <w:szCs w:val="15"/>
               </w:rPr>
-              <w:t xml:space="preserve">Low</w:t>
+              <w:t xml:space="preserve">Moderate</w:t>
             </w:r>
           </w:p>
         </w:tc>
@@ -5731,7 +5731,7 @@
           <w:sz w:val="18"/>
           <w:szCs w:val="18"/>
         </w:rPr>
-        <w:t xml:space="preserve">Note. Each cell shows one representative population-based estimate — the most recent, broadest-coverage registry estimate per registry family — not a pooled estimate; the selection rule and its robustness are given in the Methods and Supplementary Table 6. The effect measure is the incidence rate ratio (IRR) unless marked as a standardized incidence ratio (SIR); comparisons are versus non-Hispanic White (NHW) women. † the study's reference was an unstratified White group (not stratified by Hispanic origin), examined in the NHW-comparator sensitivity analysis (Supplementary Table 6c). ‡ the 95% confidence interval was computed by the reviewers from published rates rather than reported in the source. NHB, non-Hispanic Black; AANHPI, Asian American, Native Hawaiian, and Pacific Islander (NHPI, the Pacific Islander subset, shown separately); RoB, risk-of-bias rating of the representative study. Full per-estimate detail is in the Supplementary Materials.</w:t>
+        <w:t xml:space="preserve">Note. Each cell shows one representative population-based estimate — the most recent, broadest-coverage registry estimate per analytic cell — not a pooled estimate; the selection rule and its robustness are given in the Methods and Supplementary Table 6. The effect measure is the incidence rate ratio (IRR) unless marked as a standardized incidence ratio (SIR); comparisons are versus non-Hispanic White (NHW) women. † the study's reference was an unstratified White group (not stratified by Hispanic origin), examined in the NHW-comparator sensitivity analysis (Supplementary Table 6c). ‡ the 95% confidence interval was computed by the reviewers from published rates rather than reported in the source. NHB, non-Hispanic Black; AANHPI, Asian American, Native Hawaiian, and Pacific Islander (NHPI, the Pacific Islander subset, shown separately); RoB, risk-of-bias rating of the representative study. Full per-estimate detail is in the Supplementary Materials.</w:t>
       </w:r>
     </w:p>
     <w:p>

--- a/meta_agents/search_v2/outputs/Main_Text_Tables_Figures.docx
+++ b/meta_agents/search_v2/outputs/Main_Text_Tables_Figures.docx
@@ -652,7 +652,7 @@
                 <w:sz w:val="15"/>
                 <w:szCs w:val="15"/>
               </w:rPr>
-              <w:t xml:space="preserve">Low</w:t>
+              <w:t xml:space="preserve">Moderate</w:t>
             </w:r>
           </w:p>
         </w:tc>
@@ -3556,7 +3556,7 @@
                 <w:sz w:val="15"/>
                 <w:szCs w:val="15"/>
               </w:rPr>
-              <w:t xml:space="preserve">Low</w:t>
+              <w:t xml:space="preserve">Moderate</w:t>
             </w:r>
           </w:p>
         </w:tc>
@@ -3696,7 +3696,7 @@
                 <w:sz w:val="15"/>
                 <w:szCs w:val="15"/>
               </w:rPr>
-              <w:t xml:space="preserve">Low</w:t>
+              <w:t xml:space="preserve">Moderate</w:t>
             </w:r>
           </w:p>
         </w:tc>
@@ -3836,7 +3836,7 @@
                 <w:sz w:val="15"/>
                 <w:szCs w:val="15"/>
               </w:rPr>
-              <w:t xml:space="preserve">Low</w:t>
+              <w:t xml:space="preserve">Moderate</w:t>
             </w:r>
           </w:p>
         </w:tc>
@@ -3976,7 +3976,7 @@
                 <w:sz w:val="15"/>
                 <w:szCs w:val="15"/>
               </w:rPr>
-              <w:t xml:space="preserve">Low</w:t>
+              <w:t xml:space="preserve">Moderate</w:t>
             </w:r>
           </w:p>
         </w:tc>

--- a/meta_agents/search_v2/outputs/Main_Text_Tables_Figures.docx
+++ b/meta_agents/search_v2/outputs/Main_Text_Tables_Figures.docx
@@ -5772,7 +5772,7 @@
       <w:r>
         <w:drawing>
           <wp:inline distT="0" distB="0" distL="0" distR="0">
-            <wp:extent cx="6477000" cy="5505450"/>
+            <wp:extent cx="6286500" cy="6581775"/>
             <wp:effectExtent t="0" r="0" b="0" l="0"/>
             <wp:docPr id="1" name="" descr="" title=""/>
             <wp:cNvGraphicFramePr>
@@ -5797,7 +5797,7 @@
                   <pic:spPr bwMode="auto">
                     <a:xfrm>
                       <a:off x="0" y="0"/>
-                      <a:ext cx="6477000" cy="5505450"/>
+                      <a:ext cx="6286500" cy="6581775"/>
                     </a:xfrm>
                     <a:prstGeom prst="rect">
                       <a:avLst/>
@@ -5843,7 +5843,7 @@
       <w:r>
         <w:drawing>
           <wp:inline distT="0" distB="0" distL="0" distR="0">
-            <wp:extent cx="6286500" cy="7543800"/>
+            <wp:extent cx="5791200" cy="7429500"/>
             <wp:effectExtent t="0" r="0" b="0" l="0"/>
             <wp:docPr id="1" name="" descr="" title=""/>
             <wp:cNvGraphicFramePr>
@@ -5868,7 +5868,7 @@
                   <pic:spPr bwMode="auto">
                     <a:xfrm>
                       <a:off x="0" y="0"/>
-                      <a:ext cx="6286500" cy="7543800"/>
+                      <a:ext cx="5791200" cy="7429500"/>
                     </a:xfrm>
                     <a:prstGeom prst="rect">
                       <a:avLst/>
@@ -5885,6 +5885,21 @@
       <w:pPr>
         <w:spacing w:after="80"/>
       </w:pPr>
+    </w:p>
+    <w:p>
+      <w:pPr>
+        <w:spacing w:after="80"/>
+      </w:pPr>
+      <w:r>
+        <w:rPr>
+          <w:rFonts w:ascii="Malgun Gothic" w:cs="Malgun Gothic" w:eastAsia="Malgun Gothic" w:hAnsi="Malgun Gothic"/>
+          <w:i/>
+          <w:iCs/>
+          <w:sz w:val="18"/>
+          <w:szCs w:val="18"/>
+        </w:rPr>
+        <w:t xml:space="preserve">Note. Each point is the representative estimate for one analytic cell, drawn from a separate study; an aggregate and its subgroups differ in registry, region, diagnosis period, and standard population. Diamonds mark aggregate groups, circles subgroups. A solid bar is a 95% CI reported in the source; a dashed bar marked ‡ is one computed for this review; a point without a bar had no interval in its source. † reference was an unstratified White group, not NHW. Values match Table 1.</w:t>
+      </w:r>
     </w:p>
     <w:p>
       <w:r>
@@ -5914,7 +5929,7 @@
       <w:r>
         <w:drawing>
           <wp:inline distT="0" distB="0" distL="0" distR="0">
-            <wp:extent cx="7239000" cy="4086225"/>
+            <wp:extent cx="6286500" cy="3552825"/>
             <wp:effectExtent t="0" r="0" b="0" l="0"/>
             <wp:docPr id="1" name="" descr="" title=""/>
             <wp:cNvGraphicFramePr>
@@ -5939,7 +5954,7 @@
                   <pic:spPr bwMode="auto">
                     <a:xfrm>
                       <a:off x="0" y="0"/>
-                      <a:ext cx="7239000" cy="4086225"/>
+                      <a:ext cx="6286500" cy="3552825"/>
                     </a:xfrm>
                     <a:prstGeom prst="rect">
                       <a:avLst/>

--- a/meta_agents/search_v2/outputs/Main_Text_Tables_Figures.docx
+++ b/meta_agents/search_v2/outputs/Main_Text_Tables_Figures.docx
@@ -5772,7 +5772,7 @@
       <w:r>
         <w:drawing>
           <wp:inline distT="0" distB="0" distL="0" distR="0">
-            <wp:extent cx="6286500" cy="6581775"/>
+            <wp:extent cx="6038850" cy="6315075"/>
             <wp:effectExtent t="0" r="0" b="0" l="0"/>
             <wp:docPr id="1" name="" descr="" title=""/>
             <wp:cNvGraphicFramePr>
@@ -5797,7 +5797,7 @@
                   <pic:spPr bwMode="auto">
                     <a:xfrm>
                       <a:off x="0" y="0"/>
-                      <a:ext cx="6286500" cy="6581775"/>
+                      <a:ext cx="6038850" cy="6315075"/>
                     </a:xfrm>
                     <a:prstGeom prst="rect">
                       <a:avLst/>
@@ -5843,7 +5843,7 @@
       <w:r>
         <w:drawing>
           <wp:inline distT="0" distB="0" distL="0" distR="0">
-            <wp:extent cx="5791200" cy="7429500"/>
+            <wp:extent cx="5353050" cy="6858000"/>
             <wp:effectExtent t="0" r="0" b="0" l="0"/>
             <wp:docPr id="1" name="" descr="" title=""/>
             <wp:cNvGraphicFramePr>
@@ -5868,7 +5868,7 @@
                   <pic:spPr bwMode="auto">
                     <a:xfrm>
                       <a:off x="0" y="0"/>
-                      <a:ext cx="5791200" cy="7429500"/>
+                      <a:ext cx="5353050" cy="6858000"/>
                     </a:xfrm>
                     <a:prstGeom prst="rect">
                       <a:avLst/>
@@ -5929,7 +5929,7 @@
       <w:r>
         <w:drawing>
           <wp:inline distT="0" distB="0" distL="0" distR="0">
-            <wp:extent cx="6286500" cy="3552825"/>
+            <wp:extent cx="6038850" cy="3409950"/>
             <wp:effectExtent t="0" r="0" b="0" l="0"/>
             <wp:docPr id="1" name="" descr="" title=""/>
             <wp:cNvGraphicFramePr>
@@ -5954,7 +5954,7 @@
                   <pic:spPr bwMode="auto">
                     <a:xfrm>
                       <a:off x="0" y="0"/>
-                      <a:ext cx="6286500" cy="3552825"/>
+                      <a:ext cx="6038850" cy="3409950"/>
                     </a:xfrm>
                     <a:prstGeom prst="rect">
                       <a:avLst/>

--- a/meta_agents/search_v2/outputs/Main_Text_Tables_Figures.docx
+++ b/meta_agents/search_v2/outputs/Main_Text_Tables_Figures.docx
@@ -326,7 +326,7 @@
                 <w:sz w:val="15"/>
                 <w:szCs w:val="15"/>
               </w:rPr>
-              <w:t xml:space="preserve">Ellington 2022 (2018)</w:t>
+              <w:t xml:space="preserve">Ellington 2022[25] (2018)</w:t>
             </w:r>
           </w:p>
         </w:tc>
@@ -466,7 +466,7 @@
                 <w:sz w:val="15"/>
                 <w:szCs w:val="15"/>
               </w:rPr>
-              <w:t xml:space="preserve">Ellington 2022 (2018)</w:t>
+              <w:t xml:space="preserve">Ellington 2022[25] (2018)</w:t>
             </w:r>
           </w:p>
         </w:tc>
@@ -606,7 +606,7 @@
                 <w:sz w:val="15"/>
                 <w:szCs w:val="15"/>
               </w:rPr>
-              <w:t xml:space="preserve">Melkonian 2019 (2010-2015)</w:t>
+              <w:t xml:space="preserve">Melkonian 2019[53] (2010-2015)</w:t>
             </w:r>
           </w:p>
         </w:tc>
@@ -746,7 +746,7 @@
                 <w:sz w:val="15"/>
                 <w:szCs w:val="15"/>
               </w:rPr>
-              <w:t xml:space="preserve">Ellington 2022 (2018)</w:t>
+              <w:t xml:space="preserve">Ellington 2022[25] (2018)</w:t>
             </w:r>
           </w:p>
         </w:tc>
@@ -912,7 +912,7 @@
                 <w:sz w:val="15"/>
                 <w:szCs w:val="15"/>
               </w:rPr>
-              <w:t xml:space="preserve">Mills 2005 (1988-2000)</w:t>
+              <w:t xml:space="preserve">Mills 2005[6] (1988-2000)</w:t>
             </w:r>
           </w:p>
         </w:tc>
@@ -1052,7 +1052,7 @@
                 <w:sz w:val="15"/>
                 <w:szCs w:val="15"/>
               </w:rPr>
-              <w:t xml:space="preserve">Kem 2007 (1998-2002)</w:t>
+              <w:t xml:space="preserve">Kem 2007[55] (1998-2002)</w:t>
             </w:r>
           </w:p>
         </w:tc>
@@ -1192,7 +1192,7 @@
                 <w:sz w:val="15"/>
                 <w:szCs w:val="15"/>
               </w:rPr>
-              <w:t xml:space="preserve">Gomez 2026 (2018-2022)</w:t>
+              <w:t xml:space="preserve">Gomez 2026[31] (2018-2022)</w:t>
             </w:r>
           </w:p>
         </w:tc>
@@ -1332,7 +1332,7 @@
                 <w:sz w:val="15"/>
                 <w:szCs w:val="15"/>
               </w:rPr>
-              <w:t xml:space="preserve">Gomez 2026 (2018-2022)</w:t>
+              <w:t xml:space="preserve">Gomez 2026[31] (2018-2022)</w:t>
             </w:r>
           </w:p>
         </w:tc>
@@ -1472,7 +1472,7 @@
                 <w:sz w:val="15"/>
                 <w:szCs w:val="15"/>
               </w:rPr>
-              <w:t xml:space="preserve">Gomez 2026 (2018-2022)</w:t>
+              <w:t xml:space="preserve">Gomez 2026[31] (2018-2022)</w:t>
             </w:r>
           </w:p>
         </w:tc>
@@ -1612,7 +1612,7 @@
                 <w:sz w:val="15"/>
                 <w:szCs w:val="15"/>
               </w:rPr>
-              <w:t xml:space="preserve">Gomez 2026 (2018-2022)</w:t>
+              <w:t xml:space="preserve">Gomez 2026[31] (2018-2022)</w:t>
             </w:r>
           </w:p>
         </w:tc>
@@ -1752,7 +1752,7 @@
                 <w:sz w:val="15"/>
                 <w:szCs w:val="15"/>
               </w:rPr>
-              <w:t xml:space="preserve">Gomez 2026 (2018-2022)</w:t>
+              <w:t xml:space="preserve">Gomez 2026[31] (2018-2022)</w:t>
             </w:r>
           </w:p>
         </w:tc>
@@ -1892,7 +1892,7 @@
                 <w:sz w:val="15"/>
                 <w:szCs w:val="15"/>
               </w:rPr>
-              <w:t xml:space="preserve">Gomez 2026 (2018-2022)</w:t>
+              <w:t xml:space="preserve">Gomez 2026[31] (2018-2022)</w:t>
             </w:r>
           </w:p>
         </w:tc>
@@ -2032,7 +2032,7 @@
                 <w:sz w:val="15"/>
                 <w:szCs w:val="15"/>
               </w:rPr>
-              <w:t xml:space="preserve">Gomez 2026 (2018-2022)</w:t>
+              <w:t xml:space="preserve">Gomez 2026[31] (2018-2022)</w:t>
             </w:r>
           </w:p>
         </w:tc>
@@ -2172,7 +2172,7 @@
                 <w:sz w:val="15"/>
                 <w:szCs w:val="15"/>
               </w:rPr>
-              <w:t xml:space="preserve">Gomez 2026 (2018-2022)</w:t>
+              <w:t xml:space="preserve">Gomez 2026[31] (2018-2022)</w:t>
             </w:r>
           </w:p>
         </w:tc>
@@ -2338,7 +2338,7 @@
                 <w:sz w:val="15"/>
                 <w:szCs w:val="15"/>
               </w:rPr>
-              <w:t xml:space="preserve">Gomez 2026 (2018-2022)</w:t>
+              <w:t xml:space="preserve">Gomez 2026[31] (2018-2022)</w:t>
             </w:r>
           </w:p>
         </w:tc>
@@ -2478,7 +2478,7 @@
                 <w:sz w:val="15"/>
                 <w:szCs w:val="15"/>
               </w:rPr>
-              <w:t xml:space="preserve">Gomez 2026 (2018-2022)</w:t>
+              <w:t xml:space="preserve">Gomez 2026[31] (2018-2022)</w:t>
             </w:r>
           </w:p>
         </w:tc>
@@ -2618,7 +2618,7 @@
                 <w:sz w:val="15"/>
                 <w:szCs w:val="15"/>
               </w:rPr>
-              <w:t xml:space="preserve">Gomez 2026 (2018-2022)</w:t>
+              <w:t xml:space="preserve">Gomez 2026[31] (2018-2022)</w:t>
             </w:r>
           </w:p>
         </w:tc>
@@ -2784,7 +2784,7 @@
                 <w:sz w:val="15"/>
                 <w:szCs w:val="15"/>
               </w:rPr>
-              <w:t xml:space="preserve">Pinheiro 2009 (1999-2001)</w:t>
+              <w:t xml:space="preserve">Pinheiro 2009[8] (1999-2001)</w:t>
             </w:r>
           </w:p>
         </w:tc>
@@ -2924,7 +2924,7 @@
                 <w:sz w:val="15"/>
                 <w:szCs w:val="15"/>
               </w:rPr>
-              <w:t xml:space="preserve">Pinheiro 2009 (1999-2001)</w:t>
+              <w:t xml:space="preserve">Pinheiro 2009[8] (1999-2001)</w:t>
             </w:r>
           </w:p>
         </w:tc>
@@ -3064,7 +3064,7 @@
                 <w:sz w:val="15"/>
                 <w:szCs w:val="15"/>
               </w:rPr>
-              <w:t xml:space="preserve">Pinheiro 2009 (1999-2001)</w:t>
+              <w:t xml:space="preserve">Pinheiro 2009[8] (1999-2001)</w:t>
             </w:r>
           </w:p>
         </w:tc>
@@ -3204,7 +3204,7 @@
                 <w:sz w:val="15"/>
                 <w:szCs w:val="15"/>
               </w:rPr>
-              <w:t xml:space="preserve">Pinheiro 2009 (1999-2001)</w:t>
+              <w:t xml:space="preserve">Pinheiro 2009[8] (1999-2001)</w:t>
             </w:r>
           </w:p>
         </w:tc>
@@ -3370,7 +3370,7 @@
                 <w:sz w:val="15"/>
                 <w:szCs w:val="15"/>
               </w:rPr>
-              <w:t xml:space="preserve">Yazzie 2025 (2014-2018)</w:t>
+              <w:t xml:space="preserve">Yazzie 2025[48] (2014-2018)</w:t>
             </w:r>
           </w:p>
         </w:tc>
@@ -3510,7 +3510,7 @@
                 <w:sz w:val="15"/>
                 <w:szCs w:val="15"/>
               </w:rPr>
-              <w:t xml:space="preserve">Melkonian 2019 (2010-2015)</w:t>
+              <w:t xml:space="preserve">Melkonian 2019[53] (2010-2015)</w:t>
             </w:r>
           </w:p>
         </w:tc>
@@ -3650,7 +3650,7 @@
                 <w:sz w:val="15"/>
                 <w:szCs w:val="15"/>
               </w:rPr>
-              <w:t xml:space="preserve">Melkonian 2019 (2010-2015)</w:t>
+              <w:t xml:space="preserve">Melkonian 2019[53] (2010-2015)</w:t>
             </w:r>
           </w:p>
         </w:tc>
@@ -3790,7 +3790,7 @@
                 <w:sz w:val="15"/>
                 <w:szCs w:val="15"/>
               </w:rPr>
-              <w:t xml:space="preserve">Melkonian 2019 (2010-2015)</w:t>
+              <w:t xml:space="preserve">Melkonian 2019[53] (2010-2015)</w:t>
             </w:r>
           </w:p>
         </w:tc>
@@ -3930,7 +3930,7 @@
                 <w:sz w:val="15"/>
                 <w:szCs w:val="15"/>
               </w:rPr>
-              <w:t xml:space="preserve">Melkonian 2019 (2010-2015)</w:t>
+              <w:t xml:space="preserve">Melkonian 2019[53] (2010-2015)</w:t>
             </w:r>
           </w:p>
         </w:tc>
@@ -4070,7 +4070,7 @@
                 <w:sz w:val="15"/>
                 <w:szCs w:val="15"/>
               </w:rPr>
-              <w:t xml:space="preserve">Nash 2019 (2009-2014)</w:t>
+              <w:t xml:space="preserve">Nash 2019[11] (2009-2014)</w:t>
             </w:r>
           </w:p>
         </w:tc>
@@ -4210,7 +4210,7 @@
                 <w:sz w:val="15"/>
                 <w:szCs w:val="15"/>
               </w:rPr>
-              <w:t xml:space="preserve">Melkonian 2021 (2012-2016)</w:t>
+              <w:t xml:space="preserve">Melkonian 2021[58] (2012-2016)</w:t>
             </w:r>
           </w:p>
         </w:tc>
@@ -4376,7 +4376,7 @@
                 <w:sz w:val="15"/>
                 <w:szCs w:val="15"/>
               </w:rPr>
-              <w:t xml:space="preserve">Nasseri 2009 (1988-2004)</w:t>
+              <w:t xml:space="preserve">Nasseri 2009[46] (1988-2004)</w:t>
             </w:r>
           </w:p>
         </w:tc>
@@ -4542,7 +4542,7 @@
                 <w:sz w:val="15"/>
                 <w:szCs w:val="15"/>
               </w:rPr>
-              <w:t xml:space="preserve">Loo 2019 (2010-2013)</w:t>
+              <w:t xml:space="preserve">Loo 2019[24] (2010-2013)</w:t>
             </w:r>
           </w:p>
         </w:tc>
@@ -4682,7 +4682,7 @@
                 <w:sz w:val="15"/>
                 <w:szCs w:val="15"/>
               </w:rPr>
-              <w:t xml:space="preserve">Gomez 2017 (2009-2013)</w:t>
+              <w:t xml:space="preserve">Gomez 2017[35] (2009-2013)</w:t>
             </w:r>
           </w:p>
         </w:tc>
@@ -4822,7 +4822,7 @@
                 <w:sz w:val="15"/>
                 <w:szCs w:val="15"/>
               </w:rPr>
-              <w:t xml:space="preserve">Sung 2023 (2015-2019)</w:t>
+              <w:t xml:space="preserve">Sung 2023[23] (2015-2019)</w:t>
             </w:r>
           </w:p>
         </w:tc>
@@ -4962,7 +4962,7 @@
                 <w:sz w:val="15"/>
                 <w:szCs w:val="15"/>
               </w:rPr>
-              <w:t xml:space="preserve">Loo 2019 (2010-2013)</w:t>
+              <w:t xml:space="preserve">Loo 2019[24] (2010-2013)</w:t>
             </w:r>
           </w:p>
         </w:tc>
@@ -5102,7 +5102,7 @@
                 <w:sz w:val="15"/>
                 <w:szCs w:val="15"/>
               </w:rPr>
-              <w:t xml:space="preserve">Sung 2023 (2015-2019)</w:t>
+              <w:t xml:space="preserve">Sung 2023[23] (2015-2019)</w:t>
             </w:r>
           </w:p>
         </w:tc>
@@ -5242,7 +5242,7 @@
                 <w:sz w:val="15"/>
                 <w:szCs w:val="15"/>
               </w:rPr>
-              <w:t xml:space="preserve">Sung 2023 (2015-2019)</w:t>
+              <w:t xml:space="preserve">Sung 2023[23] (2015-2019)</w:t>
             </w:r>
           </w:p>
         </w:tc>
@@ -5382,7 +5382,7 @@
                 <w:sz w:val="15"/>
                 <w:szCs w:val="15"/>
               </w:rPr>
-              <w:t xml:space="preserve">Loo 2019 (2010-2013)</w:t>
+              <w:t xml:space="preserve">Loo 2019[24] (2010-2013)</w:t>
             </w:r>
           </w:p>
         </w:tc>
@@ -5522,7 +5522,7 @@
                 <w:sz w:val="15"/>
                 <w:szCs w:val="15"/>
               </w:rPr>
-              <w:t xml:space="preserve">Loo 2019 (2010-2013)</w:t>
+              <w:t xml:space="preserve">Loo 2019[24] (2010-2013)</w:t>
             </w:r>
           </w:p>
         </w:tc>
@@ -5662,7 +5662,7 @@
                 <w:sz w:val="15"/>
                 <w:szCs w:val="15"/>
               </w:rPr>
-              <w:t xml:space="preserve">Sung 2023 (2015-2019)</w:t>
+              <w:t xml:space="preserve">Sung 2023[23] (2015-2019)</w:t>
             </w:r>
           </w:p>
         </w:tc>
@@ -5731,7 +5731,7 @@
           <w:sz w:val="18"/>
           <w:szCs w:val="18"/>
         </w:rPr>
-        <w:t xml:space="preserve">Note. Each cell shows one representative population-based estimate — the most recent, broadest-coverage registry estimate per analytic cell — not a pooled estimate; the selection rule and its robustness are given in the Methods and Supplementary Table 6. The effect measure is the incidence rate ratio (IRR) unless marked as a standardized incidence ratio (SIR); comparisons are versus non-Hispanic White (NHW) women. † the study's reference was an unstratified White group (not stratified by Hispanic origin), examined in the NHW-comparator sensitivity analysis (Supplementary Table 6c). ‡ the 95% confidence interval was computed by the reviewers from published rates rather than reported in the source. NHB, non-Hispanic Black; AANHPI, Asian American, Native Hawaiian, and Pacific Islander (NHPI, the Pacific Islander subset, shown separately); RoB, risk-of-bias rating of the representative study. Full per-estimate detail is in the Supplementary Materials.</w:t>
+        <w:t xml:space="preserve">Note. Each cell shows one representative population-based estimate — the most recent, broadest-coverage registry estimate per analytic cell — not a pooled estimate; the selection rule and its robustness are given in the Methods and Supplementary Table 6. Each representative study is followed by its number in the reference list. The effect measure is the incidence rate ratio (IRR) unless marked as a standardized incidence ratio (SIR); comparisons are versus non-Hispanic White (NHW) women. † the study's reference was an unstratified White group (not stratified by Hispanic origin), examined in the NHW-comparator sensitivity analysis (Supplementary Table 6c). ‡ the 95% confidence interval was computed by the reviewers from published rates rather than reported in the source. NHB, non-Hispanic Black; AANHPI, Asian American, Native Hawaiian, and Pacific Islander (NHPI, the Pacific Islander subset, shown separately); RoB, risk-of-bias rating of the representative study. Full per-estimate detail is in the Supplementary Materials.</w:t>
       </w:r>
     </w:p>
     <w:p>

--- a/meta_agents/search_v2/outputs/Main_Text_Tables_Figures.docx
+++ b/meta_agents/search_v2/outputs/Main_Text_Tables_Figures.docx
@@ -5731,7 +5731,7 @@
           <w:sz w:val="18"/>
           <w:szCs w:val="18"/>
         </w:rPr>
-        <w:t xml:space="preserve">Note. Each cell shows one representative population-based estimate — the most recent, broadest-coverage registry estimate per analytic cell — not a pooled estimate; the selection rule and its robustness are given in the Methods and Supplementary Table 6. Each representative study is followed by its number in the reference list. The effect measure is the incidence rate ratio (IRR) unless marked as a standardized incidence ratio (SIR); comparisons are versus non-Hispanic White (NHW) women. † the study's reference was an unstratified White group (not stratified by Hispanic origin), examined in the NHW-comparator sensitivity analysis (Supplementary Table 6c). ‡ the 95% confidence interval was computed by the reviewers from published rates rather than reported in the source. NHB, non-Hispanic Black; AANHPI, Asian American, Native Hawaiian, and Pacific Islander (NHPI, the Pacific Islander subset, shown separately); RoB, risk-of-bias rating of the representative study. Full per-estimate detail is in the Supplementary Materials.</w:t>
+        <w:t xml:space="preserve">Note. This table shows 38 of the 85 analytic cells, those covering the principal comparisons; the rest, chiefly the other receptor-defined subtypes and the age-specific comparisons, are in Supplementary Table 4. Each cell shows one representative population-based estimate — the most recent, broadest-coverage registry estimate per analytic cell — not a pooled estimate; the selection rule and its robustness are given in the Methods and Supplementary Table 6. Each representative study is followed by its number in the reference list. The effect measure is the incidence rate ratio (IRR) unless marked as a standardized incidence ratio (SIR); comparisons are versus non-Hispanic White (NHW) women. † the study's reference was an unstratified White group (not stratified by Hispanic origin), examined in the NHW-comparator sensitivity analysis (Supplementary Table 6c); 5 of the 19 cells so marked appear in this table. ‡ the 95% confidence interval was computed by the reviewers from published rates rather than reported in the source. NHB, non-Hispanic Black; AANHPI, Asian American, Native Hawaiian, and Pacific Islander (NHPI, the Pacific Islander subset, shown separately); RoB, risk-of-bias rating of the representative study. Full per-estimate detail is in the Supplementary Materials.</w:t>
       </w:r>
     </w:p>
     <w:p>

--- a/meta_agents/search_v2/outputs/Main_Text_Tables_Figures.docx
+++ b/meta_agents/search_v2/outputs/Main_Text_Tables_Figures.docx
@@ -5731,7 +5731,7 @@
           <w:sz w:val="18"/>
           <w:szCs w:val="18"/>
         </w:rPr>
-        <w:t xml:space="preserve">Note. This table shows 38 of the 85 analytic cells, those covering the principal comparisons; the rest, chiefly the other receptor-defined subtypes and the age-specific comparisons, are in Supplementary Table 4. Each cell shows one representative population-based estimate — the most recent, broadest-coverage registry estimate per analytic cell — not a pooled estimate; the selection rule and its robustness are given in the Methods and Supplementary Table 6. Each representative study is followed by its number in the reference list. The effect measure is the incidence rate ratio (IRR) unless marked as a standardized incidence ratio (SIR); comparisons are versus non-Hispanic White (NHW) women. † the study's reference was an unstratified White group (not stratified by Hispanic origin), examined in the NHW-comparator sensitivity analysis (Supplementary Table 6c); 5 of the 19 cells so marked appear in this table. ‡ the 95% confidence interval was computed by the reviewers from published rates rather than reported in the source. NHB, non-Hispanic Black; AANHPI, Asian American, Native Hawaiian, and Pacific Islander (NHPI, the Pacific Islander subset, shown separately); RoB, risk-of-bias rating of the representative study. Full per-estimate detail is in the Supplementary Materials.</w:t>
+        <w:t xml:space="preserve">Note. This table shows 38 of the 85 analytic cells, those covering the principal comparisons; the rest, chiefly the other receptor-defined subtypes and the age-specific comparisons, are in Supplementary Table 4. Each cell shows one representative population-based estimate — the most recent, broadest-coverage registry estimate per analytic cell — not a pooled estimate; the selection rule and its robustness are given in the Methods and Supplementary Table 6. Each representative study is followed by its number in the reference list. The effect measure is the incidence rate ratio (IRR) throughout; comparisons are versus non-Hispanic White (NHW) women. † the study's reference was an unstratified White group (not stratified by Hispanic origin), examined in the NHW-comparator sensitivity analysis (Supplementary Table 6c); 5 of the 19 cells so marked appear in this table. ‡ the 95% confidence interval was computed by the reviewers from published rates rather than reported in the source. NHB, non-Hispanic Black; AANHPI, Asian American, Native Hawaiian, and Pacific Islander (NHPI, the Pacific Islander subset, shown separately); RoB, risk-of-bias rating of the representative study. Full per-estimate detail is in the Supplementary Materials.</w:t>
       </w:r>
     </w:p>
     <w:p>

--- a/meta_agents/search_v2/outputs/Main_Text_Tables_Figures.docx
+++ b/meta_agents/search_v2/outputs/Main_Text_Tables_Figures.docx
@@ -61,12 +61,11 @@
         </w:tblBorders>
       </w:tblPr>
       <w:tblGrid>
-        <w:gridCol w:w="3353"/>
-        <w:gridCol w:w="1099"/>
-        <w:gridCol w:w="3133"/>
-        <w:gridCol w:w="2913"/>
-        <w:gridCol w:w="2473"/>
-        <w:gridCol w:w="1429"/>
+        <w:gridCol w:w="3586"/>
+        <w:gridCol w:w="3310"/>
+        <w:gridCol w:w="3090"/>
+        <w:gridCol w:w="2648"/>
+        <w:gridCol w:w="1766"/>
       </w:tblGrid>
       <w:tr>
         <w:trPr>
@@ -74,7 +73,7 @@
         </w:trPr>
         <w:tc>
           <w:tcPr>
-            <w:tcW w:type="dxa" w:w="3353"/>
+            <w:tcW w:type="dxa" w:w="3586"/>
             <w:tcMar>
               <w:top w:type="dxa" w:w="25"/>
               <w:left w:type="dxa" w:w="70"/>
@@ -97,7 +96,7 @@
         </w:tc>
         <w:tc>
           <w:tcPr>
-            <w:tcW w:type="dxa" w:w="1099"/>
+            <w:tcW w:type="dxa" w:w="3310"/>
             <w:tcMar>
               <w:top w:type="dxa" w:w="25"/>
               <w:left w:type="dxa" w:w="70"/>
@@ -114,13 +113,13 @@
                 <w:sz w:val="15"/>
                 <w:szCs w:val="15"/>
               </w:rPr>
-              <w:t xml:space="preserve">Effect</w:t>
-            </w:r>
-          </w:p>
-        </w:tc>
-        <w:tc>
-          <w:tcPr>
-            <w:tcW w:type="dxa" w:w="3133"/>
+              <w:t xml:space="preserve">Estimate [95% CI]</w:t>
+            </w:r>
+          </w:p>
+        </w:tc>
+        <w:tc>
+          <w:tcPr>
+            <w:tcW w:type="dxa" w:w="3090"/>
             <w:tcMar>
               <w:top w:type="dxa" w:w="25"/>
               <w:left w:type="dxa" w:w="70"/>
@@ -137,13 +136,13 @@
                 <w:sz w:val="15"/>
                 <w:szCs w:val="15"/>
               </w:rPr>
-              <w:t xml:space="preserve">Estimate [95% CI]</w:t>
-            </w:r>
-          </w:p>
-        </w:tc>
-        <w:tc>
-          <w:tcPr>
-            <w:tcW w:type="dxa" w:w="2913"/>
+              <w:t xml:space="preserve">Representative study</w:t>
+            </w:r>
+          </w:p>
+        </w:tc>
+        <w:tc>
+          <w:tcPr>
+            <w:tcW w:type="dxa" w:w="2648"/>
             <w:tcMar>
               <w:top w:type="dxa" w:w="25"/>
               <w:left w:type="dxa" w:w="70"/>
@@ -160,13 +159,13 @@
                 <w:sz w:val="15"/>
                 <w:szCs w:val="15"/>
               </w:rPr>
-              <w:t xml:space="preserve">Representative study</w:t>
-            </w:r>
-          </w:p>
-        </w:tc>
-        <w:tc>
-          <w:tcPr>
-            <w:tcW w:type="dxa" w:w="2473"/>
+              <w:t xml:space="preserve">Registry family</w:t>
+            </w:r>
+          </w:p>
+        </w:tc>
+        <w:tc>
+          <w:tcPr>
+            <w:tcW w:type="dxa" w:w="1766"/>
             <w:tcMar>
               <w:top w:type="dxa" w:w="25"/>
               <w:left w:type="dxa" w:w="70"/>
@@ -183,29 +182,6 @@
                 <w:sz w:val="15"/>
                 <w:szCs w:val="15"/>
               </w:rPr>
-              <w:t xml:space="preserve">Registry family</w:t>
-            </w:r>
-          </w:p>
-        </w:tc>
-        <w:tc>
-          <w:tcPr>
-            <w:tcW w:type="dxa" w:w="1429"/>
-            <w:tcMar>
-              <w:top w:type="dxa" w:w="25"/>
-              <w:left w:type="dxa" w:w="70"/>
-              <w:bottom w:type="dxa" w:w="25"/>
-              <w:right w:type="dxa" w:w="70"/>
-            </w:tcMar>
-          </w:tcPr>
-          <w:p>
-            <w:r>
-              <w:rPr>
-                <w:rFonts w:ascii="Malgun Gothic" w:cs="Malgun Gothic" w:eastAsia="Malgun Gothic" w:hAnsi="Malgun Gothic"/>
-                <w:b/>
-                <w:bCs/>
-                <w:sz w:val="15"/>
-                <w:szCs w:val="15"/>
-              </w:rPr>
               <w:t xml:space="preserve">RoB</w:t>
             </w:r>
           </w:p>
@@ -215,7 +191,7 @@
         <w:tc>
           <w:tcPr>
             <w:tcW w:type="dxa" w:w="14400"/>
-            <w:gridSpan w:val="6"/>
+            <w:gridSpan w:val="5"/>
             <w:tcMar>
               <w:top w:type="dxa" w:w="30"/>
               <w:left w:type="dxa" w:w="70"/>
@@ -240,7 +216,7 @@
       <w:tr>
         <w:tc>
           <w:tcPr>
-            <w:tcW w:type="dxa" w:w="3353"/>
+            <w:tcW w:type="dxa" w:w="3586"/>
             <w:tcMar>
               <w:top w:type="dxa" w:w="25"/>
               <w:left w:type="dxa" w:w="70"/>
@@ -263,30 +239,7 @@
         </w:tc>
         <w:tc>
           <w:tcPr>
-            <w:tcW w:type="dxa" w:w="1099"/>
-            <w:tcMar>
-              <w:top w:type="dxa" w:w="25"/>
-              <w:left w:type="dxa" w:w="70"/>
-              <w:bottom w:type="dxa" w:w="25"/>
-              <w:right w:type="dxa" w:w="70"/>
-            </w:tcMar>
-          </w:tcPr>
-          <w:p>
-            <w:r>
-              <w:rPr>
-                <w:rFonts w:ascii="Malgun Gothic" w:cs="Malgun Gothic" w:eastAsia="Malgun Gothic" w:hAnsi="Malgun Gothic"/>
-                <w:b w:val="false"/>
-                <w:bCs w:val="false"/>
-                <w:sz w:val="15"/>
-                <w:szCs w:val="15"/>
-              </w:rPr>
-              <w:t xml:space="preserve">IRR</w:t>
-            </w:r>
-          </w:p>
-        </w:tc>
-        <w:tc>
-          <w:tcPr>
-            <w:tcW w:type="dxa" w:w="3133"/>
+            <w:tcW w:type="dxa" w:w="3310"/>
             <w:tcMar>
               <w:top w:type="dxa" w:w="25"/>
               <w:left w:type="dxa" w:w="70"/>
@@ -309,7 +262,7 @@
         </w:tc>
         <w:tc>
           <w:tcPr>
-            <w:tcW w:type="dxa" w:w="2913"/>
+            <w:tcW w:type="dxa" w:w="3090"/>
             <w:tcMar>
               <w:top w:type="dxa" w:w="25"/>
               <w:left w:type="dxa" w:w="70"/>
@@ -332,7 +285,7 @@
         </w:tc>
         <w:tc>
           <w:tcPr>
-            <w:tcW w:type="dxa" w:w="2473"/>
+            <w:tcW w:type="dxa" w:w="2648"/>
             <w:tcMar>
               <w:top w:type="dxa" w:w="25"/>
               <w:left w:type="dxa" w:w="70"/>
@@ -355,7 +308,7 @@
         </w:tc>
         <w:tc>
           <w:tcPr>
-            <w:tcW w:type="dxa" w:w="1429"/>
+            <w:tcW w:type="dxa" w:w="1766"/>
             <w:tcMar>
               <w:top w:type="dxa" w:w="25"/>
               <w:left w:type="dxa" w:w="70"/>
@@ -380,7 +333,7 @@
       <w:tr>
         <w:tc>
           <w:tcPr>
-            <w:tcW w:type="dxa" w:w="3353"/>
+            <w:tcW w:type="dxa" w:w="3586"/>
             <w:tcMar>
               <w:top w:type="dxa" w:w="25"/>
               <w:left w:type="dxa" w:w="70"/>
@@ -403,30 +356,7 @@
         </w:tc>
         <w:tc>
           <w:tcPr>
-            <w:tcW w:type="dxa" w:w="1099"/>
-            <w:tcMar>
-              <w:top w:type="dxa" w:w="25"/>
-              <w:left w:type="dxa" w:w="70"/>
-              <w:bottom w:type="dxa" w:w="25"/>
-              <w:right w:type="dxa" w:w="70"/>
-            </w:tcMar>
-          </w:tcPr>
-          <w:p>
-            <w:r>
-              <w:rPr>
-                <w:rFonts w:ascii="Malgun Gothic" w:cs="Malgun Gothic" w:eastAsia="Malgun Gothic" w:hAnsi="Malgun Gothic"/>
-                <w:b w:val="false"/>
-                <w:bCs w:val="false"/>
-                <w:sz w:val="15"/>
-                <w:szCs w:val="15"/>
-              </w:rPr>
-              <w:t xml:space="preserve">IRR</w:t>
-            </w:r>
-          </w:p>
-        </w:tc>
-        <w:tc>
-          <w:tcPr>
-            <w:tcW w:type="dxa" w:w="3133"/>
+            <w:tcW w:type="dxa" w:w="3310"/>
             <w:tcMar>
               <w:top w:type="dxa" w:w="25"/>
               <w:left w:type="dxa" w:w="70"/>
@@ -449,7 +379,7 @@
         </w:tc>
         <w:tc>
           <w:tcPr>
-            <w:tcW w:type="dxa" w:w="2913"/>
+            <w:tcW w:type="dxa" w:w="3090"/>
             <w:tcMar>
               <w:top w:type="dxa" w:w="25"/>
               <w:left w:type="dxa" w:w="70"/>
@@ -472,7 +402,7 @@
         </w:tc>
         <w:tc>
           <w:tcPr>
-            <w:tcW w:type="dxa" w:w="2473"/>
+            <w:tcW w:type="dxa" w:w="2648"/>
             <w:tcMar>
               <w:top w:type="dxa" w:w="25"/>
               <w:left w:type="dxa" w:w="70"/>
@@ -495,7 +425,7 @@
         </w:tc>
         <w:tc>
           <w:tcPr>
-            <w:tcW w:type="dxa" w:w="1429"/>
+            <w:tcW w:type="dxa" w:w="1766"/>
             <w:tcMar>
               <w:top w:type="dxa" w:w="25"/>
               <w:left w:type="dxa" w:w="70"/>
@@ -520,7 +450,7 @@
       <w:tr>
         <w:tc>
           <w:tcPr>
-            <w:tcW w:type="dxa" w:w="3353"/>
+            <w:tcW w:type="dxa" w:w="3586"/>
             <w:tcMar>
               <w:top w:type="dxa" w:w="25"/>
               <w:left w:type="dxa" w:w="70"/>
@@ -543,30 +473,7 @@
         </w:tc>
         <w:tc>
           <w:tcPr>
-            <w:tcW w:type="dxa" w:w="1099"/>
-            <w:tcMar>
-              <w:top w:type="dxa" w:w="25"/>
-              <w:left w:type="dxa" w:w="70"/>
-              <w:bottom w:type="dxa" w:w="25"/>
-              <w:right w:type="dxa" w:w="70"/>
-            </w:tcMar>
-          </w:tcPr>
-          <w:p>
-            <w:r>
-              <w:rPr>
-                <w:rFonts w:ascii="Malgun Gothic" w:cs="Malgun Gothic" w:eastAsia="Malgun Gothic" w:hAnsi="Malgun Gothic"/>
-                <w:b w:val="false"/>
-                <w:bCs w:val="false"/>
-                <w:sz w:val="15"/>
-                <w:szCs w:val="15"/>
-              </w:rPr>
-              <w:t xml:space="preserve">IRR</w:t>
-            </w:r>
-          </w:p>
-        </w:tc>
-        <w:tc>
-          <w:tcPr>
-            <w:tcW w:type="dxa" w:w="3133"/>
+            <w:tcW w:type="dxa" w:w="3310"/>
             <w:tcMar>
               <w:top w:type="dxa" w:w="25"/>
               <w:left w:type="dxa" w:w="70"/>
@@ -589,7 +496,7 @@
         </w:tc>
         <w:tc>
           <w:tcPr>
-            <w:tcW w:type="dxa" w:w="2913"/>
+            <w:tcW w:type="dxa" w:w="3090"/>
             <w:tcMar>
               <w:top w:type="dxa" w:w="25"/>
               <w:left w:type="dxa" w:w="70"/>
@@ -612,7 +519,7 @@
         </w:tc>
         <w:tc>
           <w:tcPr>
-            <w:tcW w:type="dxa" w:w="2473"/>
+            <w:tcW w:type="dxa" w:w="2648"/>
             <w:tcMar>
               <w:top w:type="dxa" w:w="25"/>
               <w:left w:type="dxa" w:w="70"/>
@@ -635,7 +542,7 @@
         </w:tc>
         <w:tc>
           <w:tcPr>
-            <w:tcW w:type="dxa" w:w="1429"/>
+            <w:tcW w:type="dxa" w:w="1766"/>
             <w:tcMar>
               <w:top w:type="dxa" w:w="25"/>
               <w:left w:type="dxa" w:w="70"/>
@@ -660,7 +567,7 @@
       <w:tr>
         <w:tc>
           <w:tcPr>
-            <w:tcW w:type="dxa" w:w="3353"/>
+            <w:tcW w:type="dxa" w:w="3586"/>
             <w:tcMar>
               <w:top w:type="dxa" w:w="25"/>
               <w:left w:type="dxa" w:w="70"/>
@@ -683,30 +590,7 @@
         </w:tc>
         <w:tc>
           <w:tcPr>
-            <w:tcW w:type="dxa" w:w="1099"/>
-            <w:tcMar>
-              <w:top w:type="dxa" w:w="25"/>
-              <w:left w:type="dxa" w:w="70"/>
-              <w:bottom w:type="dxa" w:w="25"/>
-              <w:right w:type="dxa" w:w="70"/>
-            </w:tcMar>
-          </w:tcPr>
-          <w:p>
-            <w:r>
-              <w:rPr>
-                <w:rFonts w:ascii="Malgun Gothic" w:cs="Malgun Gothic" w:eastAsia="Malgun Gothic" w:hAnsi="Malgun Gothic"/>
-                <w:b w:val="false"/>
-                <w:bCs w:val="false"/>
-                <w:sz w:val="15"/>
-                <w:szCs w:val="15"/>
-              </w:rPr>
-              <w:t xml:space="preserve">IRR</w:t>
-            </w:r>
-          </w:p>
-        </w:tc>
-        <w:tc>
-          <w:tcPr>
-            <w:tcW w:type="dxa" w:w="3133"/>
+            <w:tcW w:type="dxa" w:w="3310"/>
             <w:tcMar>
               <w:top w:type="dxa" w:w="25"/>
               <w:left w:type="dxa" w:w="70"/>
@@ -729,7 +613,7 @@
         </w:tc>
         <w:tc>
           <w:tcPr>
-            <w:tcW w:type="dxa" w:w="2913"/>
+            <w:tcW w:type="dxa" w:w="3090"/>
             <w:tcMar>
               <w:top w:type="dxa" w:w="25"/>
               <w:left w:type="dxa" w:w="70"/>
@@ -752,7 +636,7 @@
         </w:tc>
         <w:tc>
           <w:tcPr>
-            <w:tcW w:type="dxa" w:w="2473"/>
+            <w:tcW w:type="dxa" w:w="2648"/>
             <w:tcMar>
               <w:top w:type="dxa" w:w="25"/>
               <w:left w:type="dxa" w:w="70"/>
@@ -775,7 +659,7 @@
         </w:tc>
         <w:tc>
           <w:tcPr>
-            <w:tcW w:type="dxa" w:w="1429"/>
+            <w:tcW w:type="dxa" w:w="1766"/>
             <w:tcMar>
               <w:top w:type="dxa" w:w="25"/>
               <w:left w:type="dxa" w:w="70"/>
@@ -801,7 +685,7 @@
         <w:tc>
           <w:tcPr>
             <w:tcW w:type="dxa" w:w="14400"/>
-            <w:gridSpan w:val="6"/>
+            <w:gridSpan w:val="5"/>
             <w:tcMar>
               <w:top w:type="dxa" w:w="30"/>
               <w:left w:type="dxa" w:w="70"/>
@@ -826,7 +710,7 @@
       <w:tr>
         <w:tc>
           <w:tcPr>
-            <w:tcW w:type="dxa" w:w="3353"/>
+            <w:tcW w:type="dxa" w:w="3586"/>
             <w:tcMar>
               <w:top w:type="dxa" w:w="25"/>
               <w:left w:type="dxa" w:w="70"/>
@@ -849,30 +733,7 @@
         </w:tc>
         <w:tc>
           <w:tcPr>
-            <w:tcW w:type="dxa" w:w="1099"/>
-            <w:tcMar>
-              <w:top w:type="dxa" w:w="25"/>
-              <w:left w:type="dxa" w:w="70"/>
-              <w:bottom w:type="dxa" w:w="25"/>
-              <w:right w:type="dxa" w:w="70"/>
-            </w:tcMar>
-          </w:tcPr>
-          <w:p>
-            <w:r>
-              <w:rPr>
-                <w:rFonts w:ascii="Malgun Gothic" w:cs="Malgun Gothic" w:eastAsia="Malgun Gothic" w:hAnsi="Malgun Gothic"/>
-                <w:b w:val="false"/>
-                <w:bCs w:val="false"/>
-                <w:sz w:val="15"/>
-                <w:szCs w:val="15"/>
-              </w:rPr>
-              <w:t xml:space="preserve">IRR</w:t>
-            </w:r>
-          </w:p>
-        </w:tc>
-        <w:tc>
-          <w:tcPr>
-            <w:tcW w:type="dxa" w:w="3133"/>
+            <w:tcW w:type="dxa" w:w="3310"/>
             <w:tcMar>
               <w:top w:type="dxa" w:w="25"/>
               <w:left w:type="dxa" w:w="70"/>
@@ -895,7 +756,7 @@
         </w:tc>
         <w:tc>
           <w:tcPr>
-            <w:tcW w:type="dxa" w:w="2913"/>
+            <w:tcW w:type="dxa" w:w="3090"/>
             <w:tcMar>
               <w:top w:type="dxa" w:w="25"/>
               <w:left w:type="dxa" w:w="70"/>
@@ -918,7 +779,7 @@
         </w:tc>
         <w:tc>
           <w:tcPr>
-            <w:tcW w:type="dxa" w:w="2473"/>
+            <w:tcW w:type="dxa" w:w="2648"/>
             <w:tcMar>
               <w:top w:type="dxa" w:w="25"/>
               <w:left w:type="dxa" w:w="70"/>
@@ -941,7 +802,7 @@
         </w:tc>
         <w:tc>
           <w:tcPr>
-            <w:tcW w:type="dxa" w:w="1429"/>
+            <w:tcW w:type="dxa" w:w="1766"/>
             <w:tcMar>
               <w:top w:type="dxa" w:w="25"/>
               <w:left w:type="dxa" w:w="70"/>
@@ -966,7 +827,7 @@
       <w:tr>
         <w:tc>
           <w:tcPr>
-            <w:tcW w:type="dxa" w:w="3353"/>
+            <w:tcW w:type="dxa" w:w="3586"/>
             <w:tcMar>
               <w:top w:type="dxa" w:w="25"/>
               <w:left w:type="dxa" w:w="70"/>
@@ -989,30 +850,7 @@
         </w:tc>
         <w:tc>
           <w:tcPr>
-            <w:tcW w:type="dxa" w:w="1099"/>
-            <w:tcMar>
-              <w:top w:type="dxa" w:w="25"/>
-              <w:left w:type="dxa" w:w="70"/>
-              <w:bottom w:type="dxa" w:w="25"/>
-              <w:right w:type="dxa" w:w="70"/>
-            </w:tcMar>
-          </w:tcPr>
-          <w:p>
-            <w:r>
-              <w:rPr>
-                <w:rFonts w:ascii="Malgun Gothic" w:cs="Malgun Gothic" w:eastAsia="Malgun Gothic" w:hAnsi="Malgun Gothic"/>
-                <w:b w:val="false"/>
-                <w:bCs w:val="false"/>
-                <w:sz w:val="15"/>
-                <w:szCs w:val="15"/>
-              </w:rPr>
-              <w:t xml:space="preserve">IRR</w:t>
-            </w:r>
-          </w:p>
-        </w:tc>
-        <w:tc>
-          <w:tcPr>
-            <w:tcW w:type="dxa" w:w="3133"/>
+            <w:tcW w:type="dxa" w:w="3310"/>
             <w:tcMar>
               <w:top w:type="dxa" w:w="25"/>
               <w:left w:type="dxa" w:w="70"/>
@@ -1035,7 +873,7 @@
         </w:tc>
         <w:tc>
           <w:tcPr>
-            <w:tcW w:type="dxa" w:w="2913"/>
+            <w:tcW w:type="dxa" w:w="3090"/>
             <w:tcMar>
               <w:top w:type="dxa" w:w="25"/>
               <w:left w:type="dxa" w:w="70"/>
@@ -1058,7 +896,7 @@
         </w:tc>
         <w:tc>
           <w:tcPr>
-            <w:tcW w:type="dxa" w:w="2473"/>
+            <w:tcW w:type="dxa" w:w="2648"/>
             <w:tcMar>
               <w:top w:type="dxa" w:w="25"/>
               <w:left w:type="dxa" w:w="70"/>
@@ -1081,7 +919,7 @@
         </w:tc>
         <w:tc>
           <w:tcPr>
-            <w:tcW w:type="dxa" w:w="1429"/>
+            <w:tcW w:type="dxa" w:w="1766"/>
             <w:tcMar>
               <w:top w:type="dxa" w:w="25"/>
               <w:left w:type="dxa" w:w="70"/>
@@ -1106,7 +944,7 @@
       <w:tr>
         <w:tc>
           <w:tcPr>
-            <w:tcW w:type="dxa" w:w="3353"/>
+            <w:tcW w:type="dxa" w:w="3586"/>
             <w:tcMar>
               <w:top w:type="dxa" w:w="25"/>
               <w:left w:type="dxa" w:w="70"/>
@@ -1129,30 +967,7 @@
         </w:tc>
         <w:tc>
           <w:tcPr>
-            <w:tcW w:type="dxa" w:w="1099"/>
-            <w:tcMar>
-              <w:top w:type="dxa" w:w="25"/>
-              <w:left w:type="dxa" w:w="70"/>
-              <w:bottom w:type="dxa" w:w="25"/>
-              <w:right w:type="dxa" w:w="70"/>
-            </w:tcMar>
-          </w:tcPr>
-          <w:p>
-            <w:r>
-              <w:rPr>
-                <w:rFonts w:ascii="Malgun Gothic" w:cs="Malgun Gothic" w:eastAsia="Malgun Gothic" w:hAnsi="Malgun Gothic"/>
-                <w:b w:val="false"/>
-                <w:bCs w:val="false"/>
-                <w:sz w:val="15"/>
-                <w:szCs w:val="15"/>
-              </w:rPr>
-              <w:t xml:space="preserve">IRR</w:t>
-            </w:r>
-          </w:p>
-        </w:tc>
-        <w:tc>
-          <w:tcPr>
-            <w:tcW w:type="dxa" w:w="3133"/>
+            <w:tcW w:type="dxa" w:w="3310"/>
             <w:tcMar>
               <w:top w:type="dxa" w:w="25"/>
               <w:left w:type="dxa" w:w="70"/>
@@ -1175,7 +990,7 @@
         </w:tc>
         <w:tc>
           <w:tcPr>
-            <w:tcW w:type="dxa" w:w="2913"/>
+            <w:tcW w:type="dxa" w:w="3090"/>
             <w:tcMar>
               <w:top w:type="dxa" w:w="25"/>
               <w:left w:type="dxa" w:w="70"/>
@@ -1198,7 +1013,7 @@
         </w:tc>
         <w:tc>
           <w:tcPr>
-            <w:tcW w:type="dxa" w:w="2473"/>
+            <w:tcW w:type="dxa" w:w="2648"/>
             <w:tcMar>
               <w:top w:type="dxa" w:w="25"/>
               <w:left w:type="dxa" w:w="70"/>
@@ -1221,7 +1036,7 @@
         </w:tc>
         <w:tc>
           <w:tcPr>
-            <w:tcW w:type="dxa" w:w="1429"/>
+            <w:tcW w:type="dxa" w:w="1766"/>
             <w:tcMar>
               <w:top w:type="dxa" w:w="25"/>
               <w:left w:type="dxa" w:w="70"/>
@@ -1246,7 +1061,7 @@
       <w:tr>
         <w:tc>
           <w:tcPr>
-            <w:tcW w:type="dxa" w:w="3353"/>
+            <w:tcW w:type="dxa" w:w="3586"/>
             <w:tcMar>
               <w:top w:type="dxa" w:w="25"/>
               <w:left w:type="dxa" w:w="70"/>
@@ -1269,30 +1084,7 @@
         </w:tc>
         <w:tc>
           <w:tcPr>
-            <w:tcW w:type="dxa" w:w="1099"/>
-            <w:tcMar>
-              <w:top w:type="dxa" w:w="25"/>
-              <w:left w:type="dxa" w:w="70"/>
-              <w:bottom w:type="dxa" w:w="25"/>
-              <w:right w:type="dxa" w:w="70"/>
-            </w:tcMar>
-          </w:tcPr>
-          <w:p>
-            <w:r>
-              <w:rPr>
-                <w:rFonts w:ascii="Malgun Gothic" w:cs="Malgun Gothic" w:eastAsia="Malgun Gothic" w:hAnsi="Malgun Gothic"/>
-                <w:b w:val="false"/>
-                <w:bCs w:val="false"/>
-                <w:sz w:val="15"/>
-                <w:szCs w:val="15"/>
-              </w:rPr>
-              <w:t xml:space="preserve">IRR</w:t>
-            </w:r>
-          </w:p>
-        </w:tc>
-        <w:tc>
-          <w:tcPr>
-            <w:tcW w:type="dxa" w:w="3133"/>
+            <w:tcW w:type="dxa" w:w="3310"/>
             <w:tcMar>
               <w:top w:type="dxa" w:w="25"/>
               <w:left w:type="dxa" w:w="70"/>
@@ -1315,7 +1107,7 @@
         </w:tc>
         <w:tc>
           <w:tcPr>
-            <w:tcW w:type="dxa" w:w="2913"/>
+            <w:tcW w:type="dxa" w:w="3090"/>
             <w:tcMar>
               <w:top w:type="dxa" w:w="25"/>
               <w:left w:type="dxa" w:w="70"/>
@@ -1338,7 +1130,7 @@
         </w:tc>
         <w:tc>
           <w:tcPr>
-            <w:tcW w:type="dxa" w:w="2473"/>
+            <w:tcW w:type="dxa" w:w="2648"/>
             <w:tcMar>
               <w:top w:type="dxa" w:w="25"/>
               <w:left w:type="dxa" w:w="70"/>
@@ -1361,7 +1153,7 @@
         </w:tc>
         <w:tc>
           <w:tcPr>
-            <w:tcW w:type="dxa" w:w="1429"/>
+            <w:tcW w:type="dxa" w:w="1766"/>
             <w:tcMar>
               <w:top w:type="dxa" w:w="25"/>
               <w:left w:type="dxa" w:w="70"/>
@@ -1386,7 +1178,7 @@
       <w:tr>
         <w:tc>
           <w:tcPr>
-            <w:tcW w:type="dxa" w:w="3353"/>
+            <w:tcW w:type="dxa" w:w="3586"/>
             <w:tcMar>
               <w:top w:type="dxa" w:w="25"/>
               <w:left w:type="dxa" w:w="70"/>
@@ -1409,30 +1201,7 @@
         </w:tc>
         <w:tc>
           <w:tcPr>
-            <w:tcW w:type="dxa" w:w="1099"/>
-            <w:tcMar>
-              <w:top w:type="dxa" w:w="25"/>
-              <w:left w:type="dxa" w:w="70"/>
-              <w:bottom w:type="dxa" w:w="25"/>
-              <w:right w:type="dxa" w:w="70"/>
-            </w:tcMar>
-          </w:tcPr>
-          <w:p>
-            <w:r>
-              <w:rPr>
-                <w:rFonts w:ascii="Malgun Gothic" w:cs="Malgun Gothic" w:eastAsia="Malgun Gothic" w:hAnsi="Malgun Gothic"/>
-                <w:b w:val="false"/>
-                <w:bCs w:val="false"/>
-                <w:sz w:val="15"/>
-                <w:szCs w:val="15"/>
-              </w:rPr>
-              <w:t xml:space="preserve">IRR</w:t>
-            </w:r>
-          </w:p>
-        </w:tc>
-        <w:tc>
-          <w:tcPr>
-            <w:tcW w:type="dxa" w:w="3133"/>
+            <w:tcW w:type="dxa" w:w="3310"/>
             <w:tcMar>
               <w:top w:type="dxa" w:w="25"/>
               <w:left w:type="dxa" w:w="70"/>
@@ -1455,7 +1224,7 @@
         </w:tc>
         <w:tc>
           <w:tcPr>
-            <w:tcW w:type="dxa" w:w="2913"/>
+            <w:tcW w:type="dxa" w:w="3090"/>
             <w:tcMar>
               <w:top w:type="dxa" w:w="25"/>
               <w:left w:type="dxa" w:w="70"/>
@@ -1478,7 +1247,7 @@
         </w:tc>
         <w:tc>
           <w:tcPr>
-            <w:tcW w:type="dxa" w:w="2473"/>
+            <w:tcW w:type="dxa" w:w="2648"/>
             <w:tcMar>
               <w:top w:type="dxa" w:w="25"/>
               <w:left w:type="dxa" w:w="70"/>
@@ -1501,7 +1270,7 @@
         </w:tc>
         <w:tc>
           <w:tcPr>
-            <w:tcW w:type="dxa" w:w="1429"/>
+            <w:tcW w:type="dxa" w:w="1766"/>
             <w:tcMar>
               <w:top w:type="dxa" w:w="25"/>
               <w:left w:type="dxa" w:w="70"/>
@@ -1526,7 +1295,7 @@
       <w:tr>
         <w:tc>
           <w:tcPr>
-            <w:tcW w:type="dxa" w:w="3353"/>
+            <w:tcW w:type="dxa" w:w="3586"/>
             <w:tcMar>
               <w:top w:type="dxa" w:w="25"/>
               <w:left w:type="dxa" w:w="70"/>
@@ -1549,30 +1318,7 @@
         </w:tc>
         <w:tc>
           <w:tcPr>
-            <w:tcW w:type="dxa" w:w="1099"/>
-            <w:tcMar>
-              <w:top w:type="dxa" w:w="25"/>
-              <w:left w:type="dxa" w:w="70"/>
-              <w:bottom w:type="dxa" w:w="25"/>
-              <w:right w:type="dxa" w:w="70"/>
-            </w:tcMar>
-          </w:tcPr>
-          <w:p>
-            <w:r>
-              <w:rPr>
-                <w:rFonts w:ascii="Malgun Gothic" w:cs="Malgun Gothic" w:eastAsia="Malgun Gothic" w:hAnsi="Malgun Gothic"/>
-                <w:b w:val="false"/>
-                <w:bCs w:val="false"/>
-                <w:sz w:val="15"/>
-                <w:szCs w:val="15"/>
-              </w:rPr>
-              <w:t xml:space="preserve">IRR</w:t>
-            </w:r>
-          </w:p>
-        </w:tc>
-        <w:tc>
-          <w:tcPr>
-            <w:tcW w:type="dxa" w:w="3133"/>
+            <w:tcW w:type="dxa" w:w="3310"/>
             <w:tcMar>
               <w:top w:type="dxa" w:w="25"/>
               <w:left w:type="dxa" w:w="70"/>
@@ -1595,7 +1341,7 @@
         </w:tc>
         <w:tc>
           <w:tcPr>
-            <w:tcW w:type="dxa" w:w="2913"/>
+            <w:tcW w:type="dxa" w:w="3090"/>
             <w:tcMar>
               <w:top w:type="dxa" w:w="25"/>
               <w:left w:type="dxa" w:w="70"/>
@@ -1618,7 +1364,7 @@
         </w:tc>
         <w:tc>
           <w:tcPr>
-            <w:tcW w:type="dxa" w:w="2473"/>
+            <w:tcW w:type="dxa" w:w="2648"/>
             <w:tcMar>
               <w:top w:type="dxa" w:w="25"/>
               <w:left w:type="dxa" w:w="70"/>
@@ -1641,7 +1387,7 @@
         </w:tc>
         <w:tc>
           <w:tcPr>
-            <w:tcW w:type="dxa" w:w="1429"/>
+            <w:tcW w:type="dxa" w:w="1766"/>
             <w:tcMar>
               <w:top w:type="dxa" w:w="25"/>
               <w:left w:type="dxa" w:w="70"/>
@@ -1666,7 +1412,7 @@
       <w:tr>
         <w:tc>
           <w:tcPr>
-            <w:tcW w:type="dxa" w:w="3353"/>
+            <w:tcW w:type="dxa" w:w="3586"/>
             <w:tcMar>
               <w:top w:type="dxa" w:w="25"/>
               <w:left w:type="dxa" w:w="70"/>
@@ -1689,30 +1435,7 @@
         </w:tc>
         <w:tc>
           <w:tcPr>
-            <w:tcW w:type="dxa" w:w="1099"/>
-            <w:tcMar>
-              <w:top w:type="dxa" w:w="25"/>
-              <w:left w:type="dxa" w:w="70"/>
-              <w:bottom w:type="dxa" w:w="25"/>
-              <w:right w:type="dxa" w:w="70"/>
-            </w:tcMar>
-          </w:tcPr>
-          <w:p>
-            <w:r>
-              <w:rPr>
-                <w:rFonts w:ascii="Malgun Gothic" w:cs="Malgun Gothic" w:eastAsia="Malgun Gothic" w:hAnsi="Malgun Gothic"/>
-                <w:b w:val="false"/>
-                <w:bCs w:val="false"/>
-                <w:sz w:val="15"/>
-                <w:szCs w:val="15"/>
-              </w:rPr>
-              <w:t xml:space="preserve">IRR</w:t>
-            </w:r>
-          </w:p>
-        </w:tc>
-        <w:tc>
-          <w:tcPr>
-            <w:tcW w:type="dxa" w:w="3133"/>
+            <w:tcW w:type="dxa" w:w="3310"/>
             <w:tcMar>
               <w:top w:type="dxa" w:w="25"/>
               <w:left w:type="dxa" w:w="70"/>
@@ -1735,7 +1458,7 @@
         </w:tc>
         <w:tc>
           <w:tcPr>
-            <w:tcW w:type="dxa" w:w="2913"/>
+            <w:tcW w:type="dxa" w:w="3090"/>
             <w:tcMar>
               <w:top w:type="dxa" w:w="25"/>
               <w:left w:type="dxa" w:w="70"/>
@@ -1758,7 +1481,7 @@
         </w:tc>
         <w:tc>
           <w:tcPr>
-            <w:tcW w:type="dxa" w:w="2473"/>
+            <w:tcW w:type="dxa" w:w="2648"/>
             <w:tcMar>
               <w:top w:type="dxa" w:w="25"/>
               <w:left w:type="dxa" w:w="70"/>
@@ -1781,7 +1504,7 @@
         </w:tc>
         <w:tc>
           <w:tcPr>
-            <w:tcW w:type="dxa" w:w="1429"/>
+            <w:tcW w:type="dxa" w:w="1766"/>
             <w:tcMar>
               <w:top w:type="dxa" w:w="25"/>
               <w:left w:type="dxa" w:w="70"/>
@@ -1806,7 +1529,7 @@
       <w:tr>
         <w:tc>
           <w:tcPr>
-            <w:tcW w:type="dxa" w:w="3353"/>
+            <w:tcW w:type="dxa" w:w="3586"/>
             <w:tcMar>
               <w:top w:type="dxa" w:w="25"/>
               <w:left w:type="dxa" w:w="70"/>
@@ -1829,30 +1552,7 @@
         </w:tc>
         <w:tc>
           <w:tcPr>
-            <w:tcW w:type="dxa" w:w="1099"/>
-            <w:tcMar>
-              <w:top w:type="dxa" w:w="25"/>
-              <w:left w:type="dxa" w:w="70"/>
-              <w:bottom w:type="dxa" w:w="25"/>
-              <w:right w:type="dxa" w:w="70"/>
-            </w:tcMar>
-          </w:tcPr>
-          <w:p>
-            <w:r>
-              <w:rPr>
-                <w:rFonts w:ascii="Malgun Gothic" w:cs="Malgun Gothic" w:eastAsia="Malgun Gothic" w:hAnsi="Malgun Gothic"/>
-                <w:b w:val="false"/>
-                <w:bCs w:val="false"/>
-                <w:sz w:val="15"/>
-                <w:szCs w:val="15"/>
-              </w:rPr>
-              <w:t xml:space="preserve">IRR</w:t>
-            </w:r>
-          </w:p>
-        </w:tc>
-        <w:tc>
-          <w:tcPr>
-            <w:tcW w:type="dxa" w:w="3133"/>
+            <w:tcW w:type="dxa" w:w="3310"/>
             <w:tcMar>
               <w:top w:type="dxa" w:w="25"/>
               <w:left w:type="dxa" w:w="70"/>
@@ -1875,7 +1575,7 @@
         </w:tc>
         <w:tc>
           <w:tcPr>
-            <w:tcW w:type="dxa" w:w="2913"/>
+            <w:tcW w:type="dxa" w:w="3090"/>
             <w:tcMar>
               <w:top w:type="dxa" w:w="25"/>
               <w:left w:type="dxa" w:w="70"/>
@@ -1898,7 +1598,7 @@
         </w:tc>
         <w:tc>
           <w:tcPr>
-            <w:tcW w:type="dxa" w:w="2473"/>
+            <w:tcW w:type="dxa" w:w="2648"/>
             <w:tcMar>
               <w:top w:type="dxa" w:w="25"/>
               <w:left w:type="dxa" w:w="70"/>
@@ -1921,7 +1621,7 @@
         </w:tc>
         <w:tc>
           <w:tcPr>
-            <w:tcW w:type="dxa" w:w="1429"/>
+            <w:tcW w:type="dxa" w:w="1766"/>
             <w:tcMar>
               <w:top w:type="dxa" w:w="25"/>
               <w:left w:type="dxa" w:w="70"/>
@@ -1946,7 +1646,7 @@
       <w:tr>
         <w:tc>
           <w:tcPr>
-            <w:tcW w:type="dxa" w:w="3353"/>
+            <w:tcW w:type="dxa" w:w="3586"/>
             <w:tcMar>
               <w:top w:type="dxa" w:w="25"/>
               <w:left w:type="dxa" w:w="70"/>
@@ -1969,30 +1669,7 @@
         </w:tc>
         <w:tc>
           <w:tcPr>
-            <w:tcW w:type="dxa" w:w="1099"/>
-            <w:tcMar>
-              <w:top w:type="dxa" w:w="25"/>
-              <w:left w:type="dxa" w:w="70"/>
-              <w:bottom w:type="dxa" w:w="25"/>
-              <w:right w:type="dxa" w:w="70"/>
-            </w:tcMar>
-          </w:tcPr>
-          <w:p>
-            <w:r>
-              <w:rPr>
-                <w:rFonts w:ascii="Malgun Gothic" w:cs="Malgun Gothic" w:eastAsia="Malgun Gothic" w:hAnsi="Malgun Gothic"/>
-                <w:b w:val="false"/>
-                <w:bCs w:val="false"/>
-                <w:sz w:val="15"/>
-                <w:szCs w:val="15"/>
-              </w:rPr>
-              <w:t xml:space="preserve">IRR</w:t>
-            </w:r>
-          </w:p>
-        </w:tc>
-        <w:tc>
-          <w:tcPr>
-            <w:tcW w:type="dxa" w:w="3133"/>
+            <w:tcW w:type="dxa" w:w="3310"/>
             <w:tcMar>
               <w:top w:type="dxa" w:w="25"/>
               <w:left w:type="dxa" w:w="70"/>
@@ -2015,7 +1692,7 @@
         </w:tc>
         <w:tc>
           <w:tcPr>
-            <w:tcW w:type="dxa" w:w="2913"/>
+            <w:tcW w:type="dxa" w:w="3090"/>
             <w:tcMar>
               <w:top w:type="dxa" w:w="25"/>
               <w:left w:type="dxa" w:w="70"/>
@@ -2038,7 +1715,7 @@
         </w:tc>
         <w:tc>
           <w:tcPr>
-            <w:tcW w:type="dxa" w:w="2473"/>
+            <w:tcW w:type="dxa" w:w="2648"/>
             <w:tcMar>
               <w:top w:type="dxa" w:w="25"/>
               <w:left w:type="dxa" w:w="70"/>
@@ -2061,7 +1738,7 @@
         </w:tc>
         <w:tc>
           <w:tcPr>
-            <w:tcW w:type="dxa" w:w="1429"/>
+            <w:tcW w:type="dxa" w:w="1766"/>
             <w:tcMar>
               <w:top w:type="dxa" w:w="25"/>
               <w:left w:type="dxa" w:w="70"/>
@@ -2086,7 +1763,7 @@
       <w:tr>
         <w:tc>
           <w:tcPr>
-            <w:tcW w:type="dxa" w:w="3353"/>
+            <w:tcW w:type="dxa" w:w="3586"/>
             <w:tcMar>
               <w:top w:type="dxa" w:w="25"/>
               <w:left w:type="dxa" w:w="70"/>
@@ -2109,30 +1786,7 @@
         </w:tc>
         <w:tc>
           <w:tcPr>
-            <w:tcW w:type="dxa" w:w="1099"/>
-            <w:tcMar>
-              <w:top w:type="dxa" w:w="25"/>
-              <w:left w:type="dxa" w:w="70"/>
-              <w:bottom w:type="dxa" w:w="25"/>
-              <w:right w:type="dxa" w:w="70"/>
-            </w:tcMar>
-          </w:tcPr>
-          <w:p>
-            <w:r>
-              <w:rPr>
-                <w:rFonts w:ascii="Malgun Gothic" w:cs="Malgun Gothic" w:eastAsia="Malgun Gothic" w:hAnsi="Malgun Gothic"/>
-                <w:b w:val="false"/>
-                <w:bCs w:val="false"/>
-                <w:sz w:val="15"/>
-                <w:szCs w:val="15"/>
-              </w:rPr>
-              <w:t xml:space="preserve">IRR</w:t>
-            </w:r>
-          </w:p>
-        </w:tc>
-        <w:tc>
-          <w:tcPr>
-            <w:tcW w:type="dxa" w:w="3133"/>
+            <w:tcW w:type="dxa" w:w="3310"/>
             <w:tcMar>
               <w:top w:type="dxa" w:w="25"/>
               <w:left w:type="dxa" w:w="70"/>
@@ -2155,7 +1809,7 @@
         </w:tc>
         <w:tc>
           <w:tcPr>
-            <w:tcW w:type="dxa" w:w="2913"/>
+            <w:tcW w:type="dxa" w:w="3090"/>
             <w:tcMar>
               <w:top w:type="dxa" w:w="25"/>
               <w:left w:type="dxa" w:w="70"/>
@@ -2178,7 +1832,7 @@
         </w:tc>
         <w:tc>
           <w:tcPr>
-            <w:tcW w:type="dxa" w:w="2473"/>
+            <w:tcW w:type="dxa" w:w="2648"/>
             <w:tcMar>
               <w:top w:type="dxa" w:w="25"/>
               <w:left w:type="dxa" w:w="70"/>
@@ -2201,7 +1855,7 @@
         </w:tc>
         <w:tc>
           <w:tcPr>
-            <w:tcW w:type="dxa" w:w="1429"/>
+            <w:tcW w:type="dxa" w:w="1766"/>
             <w:tcMar>
               <w:top w:type="dxa" w:w="25"/>
               <w:left w:type="dxa" w:w="70"/>
@@ -2227,7 +1881,7 @@
         <w:tc>
           <w:tcPr>
             <w:tcW w:type="dxa" w:w="14400"/>
-            <w:gridSpan w:val="6"/>
+            <w:gridSpan w:val="5"/>
             <w:tcMar>
               <w:top w:type="dxa" w:w="30"/>
               <w:left w:type="dxa" w:w="70"/>
@@ -2252,7 +1906,7 @@
       <w:tr>
         <w:tc>
           <w:tcPr>
-            <w:tcW w:type="dxa" w:w="3353"/>
+            <w:tcW w:type="dxa" w:w="3586"/>
             <w:tcMar>
               <w:top w:type="dxa" w:w="25"/>
               <w:left w:type="dxa" w:w="70"/>
@@ -2275,30 +1929,7 @@
         </w:tc>
         <w:tc>
           <w:tcPr>
-            <w:tcW w:type="dxa" w:w="1099"/>
-            <w:tcMar>
-              <w:top w:type="dxa" w:w="25"/>
-              <w:left w:type="dxa" w:w="70"/>
-              <w:bottom w:type="dxa" w:w="25"/>
-              <w:right w:type="dxa" w:w="70"/>
-            </w:tcMar>
-          </w:tcPr>
-          <w:p>
-            <w:r>
-              <w:rPr>
-                <w:rFonts w:ascii="Malgun Gothic" w:cs="Malgun Gothic" w:eastAsia="Malgun Gothic" w:hAnsi="Malgun Gothic"/>
-                <w:b w:val="false"/>
-                <w:bCs w:val="false"/>
-                <w:sz w:val="15"/>
-                <w:szCs w:val="15"/>
-              </w:rPr>
-              <w:t xml:space="preserve">IRR</w:t>
-            </w:r>
-          </w:p>
-        </w:tc>
-        <w:tc>
-          <w:tcPr>
-            <w:tcW w:type="dxa" w:w="3133"/>
+            <w:tcW w:type="dxa" w:w="3310"/>
             <w:tcMar>
               <w:top w:type="dxa" w:w="25"/>
               <w:left w:type="dxa" w:w="70"/>
@@ -2321,7 +1952,7 @@
         </w:tc>
         <w:tc>
           <w:tcPr>
-            <w:tcW w:type="dxa" w:w="2913"/>
+            <w:tcW w:type="dxa" w:w="3090"/>
             <w:tcMar>
               <w:top w:type="dxa" w:w="25"/>
               <w:left w:type="dxa" w:w="70"/>
@@ -2344,7 +1975,7 @@
         </w:tc>
         <w:tc>
           <w:tcPr>
-            <w:tcW w:type="dxa" w:w="2473"/>
+            <w:tcW w:type="dxa" w:w="2648"/>
             <w:tcMar>
               <w:top w:type="dxa" w:w="25"/>
               <w:left w:type="dxa" w:w="70"/>
@@ -2367,7 +1998,7 @@
         </w:tc>
         <w:tc>
           <w:tcPr>
-            <w:tcW w:type="dxa" w:w="1429"/>
+            <w:tcW w:type="dxa" w:w="1766"/>
             <w:tcMar>
               <w:top w:type="dxa" w:w="25"/>
               <w:left w:type="dxa" w:w="70"/>
@@ -2392,7 +2023,7 @@
       <w:tr>
         <w:tc>
           <w:tcPr>
-            <w:tcW w:type="dxa" w:w="3353"/>
+            <w:tcW w:type="dxa" w:w="3586"/>
             <w:tcMar>
               <w:top w:type="dxa" w:w="25"/>
               <w:left w:type="dxa" w:w="70"/>
@@ -2415,30 +2046,7 @@
         </w:tc>
         <w:tc>
           <w:tcPr>
-            <w:tcW w:type="dxa" w:w="1099"/>
-            <w:tcMar>
-              <w:top w:type="dxa" w:w="25"/>
-              <w:left w:type="dxa" w:w="70"/>
-              <w:bottom w:type="dxa" w:w="25"/>
-              <w:right w:type="dxa" w:w="70"/>
-            </w:tcMar>
-          </w:tcPr>
-          <w:p>
-            <w:r>
-              <w:rPr>
-                <w:rFonts w:ascii="Malgun Gothic" w:cs="Malgun Gothic" w:eastAsia="Malgun Gothic" w:hAnsi="Malgun Gothic"/>
-                <w:b w:val="false"/>
-                <w:bCs w:val="false"/>
-                <w:sz w:val="15"/>
-                <w:szCs w:val="15"/>
-              </w:rPr>
-              <w:t xml:space="preserve">IRR</w:t>
-            </w:r>
-          </w:p>
-        </w:tc>
-        <w:tc>
-          <w:tcPr>
-            <w:tcW w:type="dxa" w:w="3133"/>
+            <w:tcW w:type="dxa" w:w="3310"/>
             <w:tcMar>
               <w:top w:type="dxa" w:w="25"/>
               <w:left w:type="dxa" w:w="70"/>
@@ -2461,7 +2069,7 @@
         </w:tc>
         <w:tc>
           <w:tcPr>
-            <w:tcW w:type="dxa" w:w="2913"/>
+            <w:tcW w:type="dxa" w:w="3090"/>
             <w:tcMar>
               <w:top w:type="dxa" w:w="25"/>
               <w:left w:type="dxa" w:w="70"/>
@@ -2484,7 +2092,7 @@
         </w:tc>
         <w:tc>
           <w:tcPr>
-            <w:tcW w:type="dxa" w:w="2473"/>
+            <w:tcW w:type="dxa" w:w="2648"/>
             <w:tcMar>
               <w:top w:type="dxa" w:w="25"/>
               <w:left w:type="dxa" w:w="70"/>
@@ -2507,7 +2115,7 @@
         </w:tc>
         <w:tc>
           <w:tcPr>
-            <w:tcW w:type="dxa" w:w="1429"/>
+            <w:tcW w:type="dxa" w:w="1766"/>
             <w:tcMar>
               <w:top w:type="dxa" w:w="25"/>
               <w:left w:type="dxa" w:w="70"/>
@@ -2532,7 +2140,7 @@
       <w:tr>
         <w:tc>
           <w:tcPr>
-            <w:tcW w:type="dxa" w:w="3353"/>
+            <w:tcW w:type="dxa" w:w="3586"/>
             <w:tcMar>
               <w:top w:type="dxa" w:w="25"/>
               <w:left w:type="dxa" w:w="70"/>
@@ -2555,30 +2163,7 @@
         </w:tc>
         <w:tc>
           <w:tcPr>
-            <w:tcW w:type="dxa" w:w="1099"/>
-            <w:tcMar>
-              <w:top w:type="dxa" w:w="25"/>
-              <w:left w:type="dxa" w:w="70"/>
-              <w:bottom w:type="dxa" w:w="25"/>
-              <w:right w:type="dxa" w:w="70"/>
-            </w:tcMar>
-          </w:tcPr>
-          <w:p>
-            <w:r>
-              <w:rPr>
-                <w:rFonts w:ascii="Malgun Gothic" w:cs="Malgun Gothic" w:eastAsia="Malgun Gothic" w:hAnsi="Malgun Gothic"/>
-                <w:b w:val="false"/>
-                <w:bCs w:val="false"/>
-                <w:sz w:val="15"/>
-                <w:szCs w:val="15"/>
-              </w:rPr>
-              <w:t xml:space="preserve">IRR</w:t>
-            </w:r>
-          </w:p>
-        </w:tc>
-        <w:tc>
-          <w:tcPr>
-            <w:tcW w:type="dxa" w:w="3133"/>
+            <w:tcW w:type="dxa" w:w="3310"/>
             <w:tcMar>
               <w:top w:type="dxa" w:w="25"/>
               <w:left w:type="dxa" w:w="70"/>
@@ -2601,7 +2186,7 @@
         </w:tc>
         <w:tc>
           <w:tcPr>
-            <w:tcW w:type="dxa" w:w="2913"/>
+            <w:tcW w:type="dxa" w:w="3090"/>
             <w:tcMar>
               <w:top w:type="dxa" w:w="25"/>
               <w:left w:type="dxa" w:w="70"/>
@@ -2624,7 +2209,7 @@
         </w:tc>
         <w:tc>
           <w:tcPr>
-            <w:tcW w:type="dxa" w:w="2473"/>
+            <w:tcW w:type="dxa" w:w="2648"/>
             <w:tcMar>
               <w:top w:type="dxa" w:w="25"/>
               <w:left w:type="dxa" w:w="70"/>
@@ -2647,7 +2232,7 @@
         </w:tc>
         <w:tc>
           <w:tcPr>
-            <w:tcW w:type="dxa" w:w="1429"/>
+            <w:tcW w:type="dxa" w:w="1766"/>
             <w:tcMar>
               <w:top w:type="dxa" w:w="25"/>
               <w:left w:type="dxa" w:w="70"/>
@@ -2673,7 +2258,7 @@
         <w:tc>
           <w:tcPr>
             <w:tcW w:type="dxa" w:w="14400"/>
-            <w:gridSpan w:val="6"/>
+            <w:gridSpan w:val="5"/>
             <w:tcMar>
               <w:top w:type="dxa" w:w="30"/>
               <w:left w:type="dxa" w:w="70"/>
@@ -2698,7 +2283,7 @@
       <w:tr>
         <w:tc>
           <w:tcPr>
-            <w:tcW w:type="dxa" w:w="3353"/>
+            <w:tcW w:type="dxa" w:w="3586"/>
             <w:tcMar>
               <w:top w:type="dxa" w:w="25"/>
               <w:left w:type="dxa" w:w="70"/>
@@ -2721,30 +2306,7 @@
         </w:tc>
         <w:tc>
           <w:tcPr>
-            <w:tcW w:type="dxa" w:w="1099"/>
-            <w:tcMar>
-              <w:top w:type="dxa" w:w="25"/>
-              <w:left w:type="dxa" w:w="70"/>
-              <w:bottom w:type="dxa" w:w="25"/>
-              <w:right w:type="dxa" w:w="70"/>
-            </w:tcMar>
-          </w:tcPr>
-          <w:p>
-            <w:r>
-              <w:rPr>
-                <w:rFonts w:ascii="Malgun Gothic" w:cs="Malgun Gothic" w:eastAsia="Malgun Gothic" w:hAnsi="Malgun Gothic"/>
-                <w:b w:val="false"/>
-                <w:bCs w:val="false"/>
-                <w:sz w:val="15"/>
-                <w:szCs w:val="15"/>
-              </w:rPr>
-              <w:t xml:space="preserve">IRR</w:t>
-            </w:r>
-          </w:p>
-        </w:tc>
-        <w:tc>
-          <w:tcPr>
-            <w:tcW w:type="dxa" w:w="3133"/>
+            <w:tcW w:type="dxa" w:w="3310"/>
             <w:tcMar>
               <w:top w:type="dxa" w:w="25"/>
               <w:left w:type="dxa" w:w="70"/>
@@ -2767,7 +2329,7 @@
         </w:tc>
         <w:tc>
           <w:tcPr>
-            <w:tcW w:type="dxa" w:w="2913"/>
+            <w:tcW w:type="dxa" w:w="3090"/>
             <w:tcMar>
               <w:top w:type="dxa" w:w="25"/>
               <w:left w:type="dxa" w:w="70"/>
@@ -2790,7 +2352,7 @@
         </w:tc>
         <w:tc>
           <w:tcPr>
-            <w:tcW w:type="dxa" w:w="2473"/>
+            <w:tcW w:type="dxa" w:w="2648"/>
             <w:tcMar>
               <w:top w:type="dxa" w:w="25"/>
               <w:left w:type="dxa" w:w="70"/>
@@ -2813,7 +2375,7 @@
         </w:tc>
         <w:tc>
           <w:tcPr>
-            <w:tcW w:type="dxa" w:w="1429"/>
+            <w:tcW w:type="dxa" w:w="1766"/>
             <w:tcMar>
               <w:top w:type="dxa" w:w="25"/>
               <w:left w:type="dxa" w:w="70"/>
@@ -2838,7 +2400,7 @@
       <w:tr>
         <w:tc>
           <w:tcPr>
-            <w:tcW w:type="dxa" w:w="3353"/>
+            <w:tcW w:type="dxa" w:w="3586"/>
             <w:tcMar>
               <w:top w:type="dxa" w:w="25"/>
               <w:left w:type="dxa" w:w="70"/>
@@ -2861,30 +2423,7 @@
         </w:tc>
         <w:tc>
           <w:tcPr>
-            <w:tcW w:type="dxa" w:w="1099"/>
-            <w:tcMar>
-              <w:top w:type="dxa" w:w="25"/>
-              <w:left w:type="dxa" w:w="70"/>
-              <w:bottom w:type="dxa" w:w="25"/>
-              <w:right w:type="dxa" w:w="70"/>
-            </w:tcMar>
-          </w:tcPr>
-          <w:p>
-            <w:r>
-              <w:rPr>
-                <w:rFonts w:ascii="Malgun Gothic" w:cs="Malgun Gothic" w:eastAsia="Malgun Gothic" w:hAnsi="Malgun Gothic"/>
-                <w:b w:val="false"/>
-                <w:bCs w:val="false"/>
-                <w:sz w:val="15"/>
-                <w:szCs w:val="15"/>
-              </w:rPr>
-              <w:t xml:space="preserve">IRR</w:t>
-            </w:r>
-          </w:p>
-        </w:tc>
-        <w:tc>
-          <w:tcPr>
-            <w:tcW w:type="dxa" w:w="3133"/>
+            <w:tcW w:type="dxa" w:w="3310"/>
             <w:tcMar>
               <w:top w:type="dxa" w:w="25"/>
               <w:left w:type="dxa" w:w="70"/>
@@ -2907,7 +2446,7 @@
         </w:tc>
         <w:tc>
           <w:tcPr>
-            <w:tcW w:type="dxa" w:w="2913"/>
+            <w:tcW w:type="dxa" w:w="3090"/>
             <w:tcMar>
               <w:top w:type="dxa" w:w="25"/>
               <w:left w:type="dxa" w:w="70"/>
@@ -2930,7 +2469,7 @@
         </w:tc>
         <w:tc>
           <w:tcPr>
-            <w:tcW w:type="dxa" w:w="2473"/>
+            <w:tcW w:type="dxa" w:w="2648"/>
             <w:tcMar>
               <w:top w:type="dxa" w:w="25"/>
               <w:left w:type="dxa" w:w="70"/>
@@ -2953,7 +2492,7 @@
         </w:tc>
         <w:tc>
           <w:tcPr>
-            <w:tcW w:type="dxa" w:w="1429"/>
+            <w:tcW w:type="dxa" w:w="1766"/>
             <w:tcMar>
               <w:top w:type="dxa" w:w="25"/>
               <w:left w:type="dxa" w:w="70"/>
@@ -2978,7 +2517,7 @@
       <w:tr>
         <w:tc>
           <w:tcPr>
-            <w:tcW w:type="dxa" w:w="3353"/>
+            <w:tcW w:type="dxa" w:w="3586"/>
             <w:tcMar>
               <w:top w:type="dxa" w:w="25"/>
               <w:left w:type="dxa" w:w="70"/>
@@ -3001,30 +2540,7 @@
         </w:tc>
         <w:tc>
           <w:tcPr>
-            <w:tcW w:type="dxa" w:w="1099"/>
-            <w:tcMar>
-              <w:top w:type="dxa" w:w="25"/>
-              <w:left w:type="dxa" w:w="70"/>
-              <w:bottom w:type="dxa" w:w="25"/>
-              <w:right w:type="dxa" w:w="70"/>
-            </w:tcMar>
-          </w:tcPr>
-          <w:p>
-            <w:r>
-              <w:rPr>
-                <w:rFonts w:ascii="Malgun Gothic" w:cs="Malgun Gothic" w:eastAsia="Malgun Gothic" w:hAnsi="Malgun Gothic"/>
-                <w:b w:val="false"/>
-                <w:bCs w:val="false"/>
-                <w:sz w:val="15"/>
-                <w:szCs w:val="15"/>
-              </w:rPr>
-              <w:t xml:space="preserve">IRR</w:t>
-            </w:r>
-          </w:p>
-        </w:tc>
-        <w:tc>
-          <w:tcPr>
-            <w:tcW w:type="dxa" w:w="3133"/>
+            <w:tcW w:type="dxa" w:w="3310"/>
             <w:tcMar>
               <w:top w:type="dxa" w:w="25"/>
               <w:left w:type="dxa" w:w="70"/>
@@ -3047,7 +2563,7 @@
         </w:tc>
         <w:tc>
           <w:tcPr>
-            <w:tcW w:type="dxa" w:w="2913"/>
+            <w:tcW w:type="dxa" w:w="3090"/>
             <w:tcMar>
               <w:top w:type="dxa" w:w="25"/>
               <w:left w:type="dxa" w:w="70"/>
@@ -3070,7 +2586,7 @@
         </w:tc>
         <w:tc>
           <w:tcPr>
-            <w:tcW w:type="dxa" w:w="2473"/>
+            <w:tcW w:type="dxa" w:w="2648"/>
             <w:tcMar>
               <w:top w:type="dxa" w:w="25"/>
               <w:left w:type="dxa" w:w="70"/>
@@ -3093,7 +2609,7 @@
         </w:tc>
         <w:tc>
           <w:tcPr>
-            <w:tcW w:type="dxa" w:w="1429"/>
+            <w:tcW w:type="dxa" w:w="1766"/>
             <w:tcMar>
               <w:top w:type="dxa" w:w="25"/>
               <w:left w:type="dxa" w:w="70"/>
@@ -3118,7 +2634,7 @@
       <w:tr>
         <w:tc>
           <w:tcPr>
-            <w:tcW w:type="dxa" w:w="3353"/>
+            <w:tcW w:type="dxa" w:w="3586"/>
             <w:tcMar>
               <w:top w:type="dxa" w:w="25"/>
               <w:left w:type="dxa" w:w="70"/>
@@ -3141,30 +2657,7 @@
         </w:tc>
         <w:tc>
           <w:tcPr>
-            <w:tcW w:type="dxa" w:w="1099"/>
-            <w:tcMar>
-              <w:top w:type="dxa" w:w="25"/>
-              <w:left w:type="dxa" w:w="70"/>
-              <w:bottom w:type="dxa" w:w="25"/>
-              <w:right w:type="dxa" w:w="70"/>
-            </w:tcMar>
-          </w:tcPr>
-          <w:p>
-            <w:r>
-              <w:rPr>
-                <w:rFonts w:ascii="Malgun Gothic" w:cs="Malgun Gothic" w:eastAsia="Malgun Gothic" w:hAnsi="Malgun Gothic"/>
-                <w:b w:val="false"/>
-                <w:bCs w:val="false"/>
-                <w:sz w:val="15"/>
-                <w:szCs w:val="15"/>
-              </w:rPr>
-              <w:t xml:space="preserve">IRR</w:t>
-            </w:r>
-          </w:p>
-        </w:tc>
-        <w:tc>
-          <w:tcPr>
-            <w:tcW w:type="dxa" w:w="3133"/>
+            <w:tcW w:type="dxa" w:w="3310"/>
             <w:tcMar>
               <w:top w:type="dxa" w:w="25"/>
               <w:left w:type="dxa" w:w="70"/>
@@ -3187,7 +2680,7 @@
         </w:tc>
         <w:tc>
           <w:tcPr>
-            <w:tcW w:type="dxa" w:w="2913"/>
+            <w:tcW w:type="dxa" w:w="3090"/>
             <w:tcMar>
               <w:top w:type="dxa" w:w="25"/>
               <w:left w:type="dxa" w:w="70"/>
@@ -3210,7 +2703,7 @@
         </w:tc>
         <w:tc>
           <w:tcPr>
-            <w:tcW w:type="dxa" w:w="2473"/>
+            <w:tcW w:type="dxa" w:w="2648"/>
             <w:tcMar>
               <w:top w:type="dxa" w:w="25"/>
               <w:left w:type="dxa" w:w="70"/>
@@ -3233,7 +2726,7 @@
         </w:tc>
         <w:tc>
           <w:tcPr>
-            <w:tcW w:type="dxa" w:w="1429"/>
+            <w:tcW w:type="dxa" w:w="1766"/>
             <w:tcMar>
               <w:top w:type="dxa" w:w="25"/>
               <w:left w:type="dxa" w:w="70"/>
@@ -3259,7 +2752,7 @@
         <w:tc>
           <w:tcPr>
             <w:tcW w:type="dxa" w:w="14400"/>
-            <w:gridSpan w:val="6"/>
+            <w:gridSpan w:val="5"/>
             <w:tcMar>
               <w:top w:type="dxa" w:w="30"/>
               <w:left w:type="dxa" w:w="70"/>
@@ -3284,7 +2777,7 @@
       <w:tr>
         <w:tc>
           <w:tcPr>
-            <w:tcW w:type="dxa" w:w="3353"/>
+            <w:tcW w:type="dxa" w:w="3586"/>
             <w:tcMar>
               <w:top w:type="dxa" w:w="25"/>
               <w:left w:type="dxa" w:w="70"/>
@@ -3307,30 +2800,7 @@
         </w:tc>
         <w:tc>
           <w:tcPr>
-            <w:tcW w:type="dxa" w:w="1099"/>
-            <w:tcMar>
-              <w:top w:type="dxa" w:w="25"/>
-              <w:left w:type="dxa" w:w="70"/>
-              <w:bottom w:type="dxa" w:w="25"/>
-              <w:right w:type="dxa" w:w="70"/>
-            </w:tcMar>
-          </w:tcPr>
-          <w:p>
-            <w:r>
-              <w:rPr>
-                <w:rFonts w:ascii="Malgun Gothic" w:cs="Malgun Gothic" w:eastAsia="Malgun Gothic" w:hAnsi="Malgun Gothic"/>
-                <w:b w:val="false"/>
-                <w:bCs w:val="false"/>
-                <w:sz w:val="15"/>
-                <w:szCs w:val="15"/>
-              </w:rPr>
-              <w:t xml:space="preserve">IRR</w:t>
-            </w:r>
-          </w:p>
-        </w:tc>
-        <w:tc>
-          <w:tcPr>
-            <w:tcW w:type="dxa" w:w="3133"/>
+            <w:tcW w:type="dxa" w:w="3310"/>
             <w:tcMar>
               <w:top w:type="dxa" w:w="25"/>
               <w:left w:type="dxa" w:w="70"/>
@@ -3353,7 +2823,7 @@
         </w:tc>
         <w:tc>
           <w:tcPr>
-            <w:tcW w:type="dxa" w:w="2913"/>
+            <w:tcW w:type="dxa" w:w="3090"/>
             <w:tcMar>
               <w:top w:type="dxa" w:w="25"/>
               <w:left w:type="dxa" w:w="70"/>
@@ -3376,7 +2846,7 @@
         </w:tc>
         <w:tc>
           <w:tcPr>
-            <w:tcW w:type="dxa" w:w="2473"/>
+            <w:tcW w:type="dxa" w:w="2648"/>
             <w:tcMar>
               <w:top w:type="dxa" w:w="25"/>
               <w:left w:type="dxa" w:w="70"/>
@@ -3399,7 +2869,7 @@
         </w:tc>
         <w:tc>
           <w:tcPr>
-            <w:tcW w:type="dxa" w:w="1429"/>
+            <w:tcW w:type="dxa" w:w="1766"/>
             <w:tcMar>
               <w:top w:type="dxa" w:w="25"/>
               <w:left w:type="dxa" w:w="70"/>
@@ -3424,7 +2894,7 @@
       <w:tr>
         <w:tc>
           <w:tcPr>
-            <w:tcW w:type="dxa" w:w="3353"/>
+            <w:tcW w:type="dxa" w:w="3586"/>
             <w:tcMar>
               <w:top w:type="dxa" w:w="25"/>
               <w:left w:type="dxa" w:w="70"/>
@@ -3447,30 +2917,7 @@
         </w:tc>
         <w:tc>
           <w:tcPr>
-            <w:tcW w:type="dxa" w:w="1099"/>
-            <w:tcMar>
-              <w:top w:type="dxa" w:w="25"/>
-              <w:left w:type="dxa" w:w="70"/>
-              <w:bottom w:type="dxa" w:w="25"/>
-              <w:right w:type="dxa" w:w="70"/>
-            </w:tcMar>
-          </w:tcPr>
-          <w:p>
-            <w:r>
-              <w:rPr>
-                <w:rFonts w:ascii="Malgun Gothic" w:cs="Malgun Gothic" w:eastAsia="Malgun Gothic" w:hAnsi="Malgun Gothic"/>
-                <w:b w:val="false"/>
-                <w:bCs w:val="false"/>
-                <w:sz w:val="15"/>
-                <w:szCs w:val="15"/>
-              </w:rPr>
-              <w:t xml:space="preserve">IRR</w:t>
-            </w:r>
-          </w:p>
-        </w:tc>
-        <w:tc>
-          <w:tcPr>
-            <w:tcW w:type="dxa" w:w="3133"/>
+            <w:tcW w:type="dxa" w:w="3310"/>
             <w:tcMar>
               <w:top w:type="dxa" w:w="25"/>
               <w:left w:type="dxa" w:w="70"/>
@@ -3493,7 +2940,7 @@
         </w:tc>
         <w:tc>
           <w:tcPr>
-            <w:tcW w:type="dxa" w:w="2913"/>
+            <w:tcW w:type="dxa" w:w="3090"/>
             <w:tcMar>
               <w:top w:type="dxa" w:w="25"/>
               <w:left w:type="dxa" w:w="70"/>
@@ -3516,7 +2963,7 @@
         </w:tc>
         <w:tc>
           <w:tcPr>
-            <w:tcW w:type="dxa" w:w="2473"/>
+            <w:tcW w:type="dxa" w:w="2648"/>
             <w:tcMar>
               <w:top w:type="dxa" w:w="25"/>
               <w:left w:type="dxa" w:w="70"/>
@@ -3539,7 +2986,7 @@
         </w:tc>
         <w:tc>
           <w:tcPr>
-            <w:tcW w:type="dxa" w:w="1429"/>
+            <w:tcW w:type="dxa" w:w="1766"/>
             <w:tcMar>
               <w:top w:type="dxa" w:w="25"/>
               <w:left w:type="dxa" w:w="70"/>
@@ -3564,7 +3011,7 @@
       <w:tr>
         <w:tc>
           <w:tcPr>
-            <w:tcW w:type="dxa" w:w="3353"/>
+            <w:tcW w:type="dxa" w:w="3586"/>
             <w:tcMar>
               <w:top w:type="dxa" w:w="25"/>
               <w:left w:type="dxa" w:w="70"/>
@@ -3587,30 +3034,7 @@
         </w:tc>
         <w:tc>
           <w:tcPr>
-            <w:tcW w:type="dxa" w:w="1099"/>
-            <w:tcMar>
-              <w:top w:type="dxa" w:w="25"/>
-              <w:left w:type="dxa" w:w="70"/>
-              <w:bottom w:type="dxa" w:w="25"/>
-              <w:right w:type="dxa" w:w="70"/>
-            </w:tcMar>
-          </w:tcPr>
-          <w:p>
-            <w:r>
-              <w:rPr>
-                <w:rFonts w:ascii="Malgun Gothic" w:cs="Malgun Gothic" w:eastAsia="Malgun Gothic" w:hAnsi="Malgun Gothic"/>
-                <w:b w:val="false"/>
-                <w:bCs w:val="false"/>
-                <w:sz w:val="15"/>
-                <w:szCs w:val="15"/>
-              </w:rPr>
-              <w:t xml:space="preserve">IRR</w:t>
-            </w:r>
-          </w:p>
-        </w:tc>
-        <w:tc>
-          <w:tcPr>
-            <w:tcW w:type="dxa" w:w="3133"/>
+            <w:tcW w:type="dxa" w:w="3310"/>
             <w:tcMar>
               <w:top w:type="dxa" w:w="25"/>
               <w:left w:type="dxa" w:w="70"/>
@@ -3633,7 +3057,7 @@
         </w:tc>
         <w:tc>
           <w:tcPr>
-            <w:tcW w:type="dxa" w:w="2913"/>
+            <w:tcW w:type="dxa" w:w="3090"/>
             <w:tcMar>
               <w:top w:type="dxa" w:w="25"/>
               <w:left w:type="dxa" w:w="70"/>
@@ -3656,7 +3080,7 @@
         </w:tc>
         <w:tc>
           <w:tcPr>
-            <w:tcW w:type="dxa" w:w="2473"/>
+            <w:tcW w:type="dxa" w:w="2648"/>
             <w:tcMar>
               <w:top w:type="dxa" w:w="25"/>
               <w:left w:type="dxa" w:w="70"/>
@@ -3679,7 +3103,7 @@
         </w:tc>
         <w:tc>
           <w:tcPr>
-            <w:tcW w:type="dxa" w:w="1429"/>
+            <w:tcW w:type="dxa" w:w="1766"/>
             <w:tcMar>
               <w:top w:type="dxa" w:w="25"/>
               <w:left w:type="dxa" w:w="70"/>
@@ -3704,7 +3128,7 @@
       <w:tr>
         <w:tc>
           <w:tcPr>
-            <w:tcW w:type="dxa" w:w="3353"/>
+            <w:tcW w:type="dxa" w:w="3586"/>
             <w:tcMar>
               <w:top w:type="dxa" w:w="25"/>
               <w:left w:type="dxa" w:w="70"/>
@@ -3727,30 +3151,7 @@
         </w:tc>
         <w:tc>
           <w:tcPr>
-            <w:tcW w:type="dxa" w:w="1099"/>
-            <w:tcMar>
-              <w:top w:type="dxa" w:w="25"/>
-              <w:left w:type="dxa" w:w="70"/>
-              <w:bottom w:type="dxa" w:w="25"/>
-              <w:right w:type="dxa" w:w="70"/>
-            </w:tcMar>
-          </w:tcPr>
-          <w:p>
-            <w:r>
-              <w:rPr>
-                <w:rFonts w:ascii="Malgun Gothic" w:cs="Malgun Gothic" w:eastAsia="Malgun Gothic" w:hAnsi="Malgun Gothic"/>
-                <w:b w:val="false"/>
-                <w:bCs w:val="false"/>
-                <w:sz w:val="15"/>
-                <w:szCs w:val="15"/>
-              </w:rPr>
-              <w:t xml:space="preserve">IRR</w:t>
-            </w:r>
-          </w:p>
-        </w:tc>
-        <w:tc>
-          <w:tcPr>
-            <w:tcW w:type="dxa" w:w="3133"/>
+            <w:tcW w:type="dxa" w:w="3310"/>
             <w:tcMar>
               <w:top w:type="dxa" w:w="25"/>
               <w:left w:type="dxa" w:w="70"/>
@@ -3773,7 +3174,7 @@
         </w:tc>
         <w:tc>
           <w:tcPr>
-            <w:tcW w:type="dxa" w:w="2913"/>
+            <w:tcW w:type="dxa" w:w="3090"/>
             <w:tcMar>
               <w:top w:type="dxa" w:w="25"/>
               <w:left w:type="dxa" w:w="70"/>
@@ -3796,7 +3197,7 @@
         </w:tc>
         <w:tc>
           <w:tcPr>
-            <w:tcW w:type="dxa" w:w="2473"/>
+            <w:tcW w:type="dxa" w:w="2648"/>
             <w:tcMar>
               <w:top w:type="dxa" w:w="25"/>
               <w:left w:type="dxa" w:w="70"/>
@@ -3819,7 +3220,7 @@
         </w:tc>
         <w:tc>
           <w:tcPr>
-            <w:tcW w:type="dxa" w:w="1429"/>
+            <w:tcW w:type="dxa" w:w="1766"/>
             <w:tcMar>
               <w:top w:type="dxa" w:w="25"/>
               <w:left w:type="dxa" w:w="70"/>
@@ -3844,7 +3245,7 @@
       <w:tr>
         <w:tc>
           <w:tcPr>
-            <w:tcW w:type="dxa" w:w="3353"/>
+            <w:tcW w:type="dxa" w:w="3586"/>
             <w:tcMar>
               <w:top w:type="dxa" w:w="25"/>
               <w:left w:type="dxa" w:w="70"/>
@@ -3867,30 +3268,7 @@
         </w:tc>
         <w:tc>
           <w:tcPr>
-            <w:tcW w:type="dxa" w:w="1099"/>
-            <w:tcMar>
-              <w:top w:type="dxa" w:w="25"/>
-              <w:left w:type="dxa" w:w="70"/>
-              <w:bottom w:type="dxa" w:w="25"/>
-              <w:right w:type="dxa" w:w="70"/>
-            </w:tcMar>
-          </w:tcPr>
-          <w:p>
-            <w:r>
-              <w:rPr>
-                <w:rFonts w:ascii="Malgun Gothic" w:cs="Malgun Gothic" w:eastAsia="Malgun Gothic" w:hAnsi="Malgun Gothic"/>
-                <w:b w:val="false"/>
-                <w:bCs w:val="false"/>
-                <w:sz w:val="15"/>
-                <w:szCs w:val="15"/>
-              </w:rPr>
-              <w:t xml:space="preserve">IRR</w:t>
-            </w:r>
-          </w:p>
-        </w:tc>
-        <w:tc>
-          <w:tcPr>
-            <w:tcW w:type="dxa" w:w="3133"/>
+            <w:tcW w:type="dxa" w:w="3310"/>
             <w:tcMar>
               <w:top w:type="dxa" w:w="25"/>
               <w:left w:type="dxa" w:w="70"/>
@@ -3913,7 +3291,7 @@
         </w:tc>
         <w:tc>
           <w:tcPr>
-            <w:tcW w:type="dxa" w:w="2913"/>
+            <w:tcW w:type="dxa" w:w="3090"/>
             <w:tcMar>
               <w:top w:type="dxa" w:w="25"/>
               <w:left w:type="dxa" w:w="70"/>
@@ -3936,7 +3314,7 @@
         </w:tc>
         <w:tc>
           <w:tcPr>
-            <w:tcW w:type="dxa" w:w="2473"/>
+            <w:tcW w:type="dxa" w:w="2648"/>
             <w:tcMar>
               <w:top w:type="dxa" w:w="25"/>
               <w:left w:type="dxa" w:w="70"/>
@@ -3959,7 +3337,7 @@
         </w:tc>
         <w:tc>
           <w:tcPr>
-            <w:tcW w:type="dxa" w:w="1429"/>
+            <w:tcW w:type="dxa" w:w="1766"/>
             <w:tcMar>
               <w:top w:type="dxa" w:w="25"/>
               <w:left w:type="dxa" w:w="70"/>
@@ -3984,7 +3362,7 @@
       <w:tr>
         <w:tc>
           <w:tcPr>
-            <w:tcW w:type="dxa" w:w="3353"/>
+            <w:tcW w:type="dxa" w:w="3586"/>
             <w:tcMar>
               <w:top w:type="dxa" w:w="25"/>
               <w:left w:type="dxa" w:w="70"/>
@@ -4007,30 +3385,7 @@
         </w:tc>
         <w:tc>
           <w:tcPr>
-            <w:tcW w:type="dxa" w:w="1099"/>
-            <w:tcMar>
-              <w:top w:type="dxa" w:w="25"/>
-              <w:left w:type="dxa" w:w="70"/>
-              <w:bottom w:type="dxa" w:w="25"/>
-              <w:right w:type="dxa" w:w="70"/>
-            </w:tcMar>
-          </w:tcPr>
-          <w:p>
-            <w:r>
-              <w:rPr>
-                <w:rFonts w:ascii="Malgun Gothic" w:cs="Malgun Gothic" w:eastAsia="Malgun Gothic" w:hAnsi="Malgun Gothic"/>
-                <w:b w:val="false"/>
-                <w:bCs w:val="false"/>
-                <w:sz w:val="15"/>
-                <w:szCs w:val="15"/>
-              </w:rPr>
-              <w:t xml:space="preserve">IRR</w:t>
-            </w:r>
-          </w:p>
-        </w:tc>
-        <w:tc>
-          <w:tcPr>
-            <w:tcW w:type="dxa" w:w="3133"/>
+            <w:tcW w:type="dxa" w:w="3310"/>
             <w:tcMar>
               <w:top w:type="dxa" w:w="25"/>
               <w:left w:type="dxa" w:w="70"/>
@@ -4053,7 +3408,7 @@
         </w:tc>
         <w:tc>
           <w:tcPr>
-            <w:tcW w:type="dxa" w:w="2913"/>
+            <w:tcW w:type="dxa" w:w="3090"/>
             <w:tcMar>
               <w:top w:type="dxa" w:w="25"/>
               <w:left w:type="dxa" w:w="70"/>
@@ -4076,7 +3431,7 @@
         </w:tc>
         <w:tc>
           <w:tcPr>
-            <w:tcW w:type="dxa" w:w="2473"/>
+            <w:tcW w:type="dxa" w:w="2648"/>
             <w:tcMar>
               <w:top w:type="dxa" w:w="25"/>
               <w:left w:type="dxa" w:w="70"/>
@@ -4099,7 +3454,7 @@
         </w:tc>
         <w:tc>
           <w:tcPr>
-            <w:tcW w:type="dxa" w:w="1429"/>
+            <w:tcW w:type="dxa" w:w="1766"/>
             <w:tcMar>
               <w:top w:type="dxa" w:w="25"/>
               <w:left w:type="dxa" w:w="70"/>
@@ -4124,7 +3479,7 @@
       <w:tr>
         <w:tc>
           <w:tcPr>
-            <w:tcW w:type="dxa" w:w="3353"/>
+            <w:tcW w:type="dxa" w:w="3586"/>
             <w:tcMar>
               <w:top w:type="dxa" w:w="25"/>
               <w:left w:type="dxa" w:w="70"/>
@@ -4147,30 +3502,7 @@
         </w:tc>
         <w:tc>
           <w:tcPr>
-            <w:tcW w:type="dxa" w:w="1099"/>
-            <w:tcMar>
-              <w:top w:type="dxa" w:w="25"/>
-              <w:left w:type="dxa" w:w="70"/>
-              <w:bottom w:type="dxa" w:w="25"/>
-              <w:right w:type="dxa" w:w="70"/>
-            </w:tcMar>
-          </w:tcPr>
-          <w:p>
-            <w:r>
-              <w:rPr>
-                <w:rFonts w:ascii="Malgun Gothic" w:cs="Malgun Gothic" w:eastAsia="Malgun Gothic" w:hAnsi="Malgun Gothic"/>
-                <w:b w:val="false"/>
-                <w:bCs w:val="false"/>
-                <w:sz w:val="15"/>
-                <w:szCs w:val="15"/>
-              </w:rPr>
-              <w:t xml:space="preserve">IRR</w:t>
-            </w:r>
-          </w:p>
-        </w:tc>
-        <w:tc>
-          <w:tcPr>
-            <w:tcW w:type="dxa" w:w="3133"/>
+            <w:tcW w:type="dxa" w:w="3310"/>
             <w:tcMar>
               <w:top w:type="dxa" w:w="25"/>
               <w:left w:type="dxa" w:w="70"/>
@@ -4193,7 +3525,7 @@
         </w:tc>
         <w:tc>
           <w:tcPr>
-            <w:tcW w:type="dxa" w:w="2913"/>
+            <w:tcW w:type="dxa" w:w="3090"/>
             <w:tcMar>
               <w:top w:type="dxa" w:w="25"/>
               <w:left w:type="dxa" w:w="70"/>
@@ -4216,7 +3548,7 @@
         </w:tc>
         <w:tc>
           <w:tcPr>
-            <w:tcW w:type="dxa" w:w="2473"/>
+            <w:tcW w:type="dxa" w:w="2648"/>
             <w:tcMar>
               <w:top w:type="dxa" w:w="25"/>
               <w:left w:type="dxa" w:w="70"/>
@@ -4239,7 +3571,7 @@
         </w:tc>
         <w:tc>
           <w:tcPr>
-            <w:tcW w:type="dxa" w:w="1429"/>
+            <w:tcW w:type="dxa" w:w="1766"/>
             <w:tcMar>
               <w:top w:type="dxa" w:w="25"/>
               <w:left w:type="dxa" w:w="70"/>
@@ -4265,7 +3597,7 @@
         <w:tc>
           <w:tcPr>
             <w:tcW w:type="dxa" w:w="14400"/>
-            <w:gridSpan w:val="6"/>
+            <w:gridSpan w:val="5"/>
             <w:tcMar>
               <w:top w:type="dxa" w:w="30"/>
               <w:left w:type="dxa" w:w="70"/>
@@ -4290,7 +3622,7 @@
       <w:tr>
         <w:tc>
           <w:tcPr>
-            <w:tcW w:type="dxa" w:w="3353"/>
+            <w:tcW w:type="dxa" w:w="3586"/>
             <w:tcMar>
               <w:top w:type="dxa" w:w="25"/>
               <w:left w:type="dxa" w:w="70"/>
@@ -4313,30 +3645,7 @@
         </w:tc>
         <w:tc>
           <w:tcPr>
-            <w:tcW w:type="dxa" w:w="1099"/>
-            <w:tcMar>
-              <w:top w:type="dxa" w:w="25"/>
-              <w:left w:type="dxa" w:w="70"/>
-              <w:bottom w:type="dxa" w:w="25"/>
-              <w:right w:type="dxa" w:w="70"/>
-            </w:tcMar>
-          </w:tcPr>
-          <w:p>
-            <w:r>
-              <w:rPr>
-                <w:rFonts w:ascii="Malgun Gothic" w:cs="Malgun Gothic" w:eastAsia="Malgun Gothic" w:hAnsi="Malgun Gothic"/>
-                <w:b w:val="false"/>
-                <w:bCs w:val="false"/>
-                <w:sz w:val="15"/>
-                <w:szCs w:val="15"/>
-              </w:rPr>
-              <w:t xml:space="preserve">IRR</w:t>
-            </w:r>
-          </w:p>
-        </w:tc>
-        <w:tc>
-          <w:tcPr>
-            <w:tcW w:type="dxa" w:w="3133"/>
+            <w:tcW w:type="dxa" w:w="3310"/>
             <w:tcMar>
               <w:top w:type="dxa" w:w="25"/>
               <w:left w:type="dxa" w:w="70"/>
@@ -4359,7 +3668,7 @@
         </w:tc>
         <w:tc>
           <w:tcPr>
-            <w:tcW w:type="dxa" w:w="2913"/>
+            <w:tcW w:type="dxa" w:w="3090"/>
             <w:tcMar>
               <w:top w:type="dxa" w:w="25"/>
               <w:left w:type="dxa" w:w="70"/>
@@ -4382,7 +3691,7 @@
         </w:tc>
         <w:tc>
           <w:tcPr>
-            <w:tcW w:type="dxa" w:w="2473"/>
+            <w:tcW w:type="dxa" w:w="2648"/>
             <w:tcMar>
               <w:top w:type="dxa" w:w="25"/>
               <w:left w:type="dxa" w:w="70"/>
@@ -4405,7 +3714,7 @@
         </w:tc>
         <w:tc>
           <w:tcPr>
-            <w:tcW w:type="dxa" w:w="1429"/>
+            <w:tcW w:type="dxa" w:w="1766"/>
             <w:tcMar>
               <w:top w:type="dxa" w:w="25"/>
               <w:left w:type="dxa" w:w="70"/>
@@ -4431,7 +3740,7 @@
         <w:tc>
           <w:tcPr>
             <w:tcW w:type="dxa" w:w="14400"/>
-            <w:gridSpan w:val="6"/>
+            <w:gridSpan w:val="5"/>
             <w:tcMar>
               <w:top w:type="dxa" w:w="30"/>
               <w:left w:type="dxa" w:w="70"/>
@@ -4456,7 +3765,7 @@
       <w:tr>
         <w:tc>
           <w:tcPr>
-            <w:tcW w:type="dxa" w:w="3353"/>
+            <w:tcW w:type="dxa" w:w="3586"/>
             <w:tcMar>
               <w:top w:type="dxa" w:w="25"/>
               <w:left w:type="dxa" w:w="70"/>
@@ -4479,30 +3788,7 @@
         </w:tc>
         <w:tc>
           <w:tcPr>
-            <w:tcW w:type="dxa" w:w="1099"/>
-            <w:tcMar>
-              <w:top w:type="dxa" w:w="25"/>
-              <w:left w:type="dxa" w:w="70"/>
-              <w:bottom w:type="dxa" w:w="25"/>
-              <w:right w:type="dxa" w:w="70"/>
-            </w:tcMar>
-          </w:tcPr>
-          <w:p>
-            <w:r>
-              <w:rPr>
-                <w:rFonts w:ascii="Malgun Gothic" w:cs="Malgun Gothic" w:eastAsia="Malgun Gothic" w:hAnsi="Malgun Gothic"/>
-                <w:b w:val="false"/>
-                <w:bCs w:val="false"/>
-                <w:sz w:val="15"/>
-                <w:szCs w:val="15"/>
-              </w:rPr>
-              <w:t xml:space="preserve">IRR</w:t>
-            </w:r>
-          </w:p>
-        </w:tc>
-        <w:tc>
-          <w:tcPr>
-            <w:tcW w:type="dxa" w:w="3133"/>
+            <w:tcW w:type="dxa" w:w="3310"/>
             <w:tcMar>
               <w:top w:type="dxa" w:w="25"/>
               <w:left w:type="dxa" w:w="70"/>
@@ -4525,7 +3811,7 @@
         </w:tc>
         <w:tc>
           <w:tcPr>
-            <w:tcW w:type="dxa" w:w="2913"/>
+            <w:tcW w:type="dxa" w:w="3090"/>
             <w:tcMar>
               <w:top w:type="dxa" w:w="25"/>
               <w:left w:type="dxa" w:w="70"/>
@@ -4548,7 +3834,7 @@
         </w:tc>
         <w:tc>
           <w:tcPr>
-            <w:tcW w:type="dxa" w:w="2473"/>
+            <w:tcW w:type="dxa" w:w="2648"/>
             <w:tcMar>
               <w:top w:type="dxa" w:w="25"/>
               <w:left w:type="dxa" w:w="70"/>
@@ -4571,7 +3857,7 @@
         </w:tc>
         <w:tc>
           <w:tcPr>
-            <w:tcW w:type="dxa" w:w="1429"/>
+            <w:tcW w:type="dxa" w:w="1766"/>
             <w:tcMar>
               <w:top w:type="dxa" w:w="25"/>
               <w:left w:type="dxa" w:w="70"/>
@@ -4596,7 +3882,7 @@
       <w:tr>
         <w:tc>
           <w:tcPr>
-            <w:tcW w:type="dxa" w:w="3353"/>
+            <w:tcW w:type="dxa" w:w="3586"/>
             <w:tcMar>
               <w:top w:type="dxa" w:w="25"/>
               <w:left w:type="dxa" w:w="70"/>
@@ -4619,30 +3905,7 @@
         </w:tc>
         <w:tc>
           <w:tcPr>
-            <w:tcW w:type="dxa" w:w="1099"/>
-            <w:tcMar>
-              <w:top w:type="dxa" w:w="25"/>
-              <w:left w:type="dxa" w:w="70"/>
-              <w:bottom w:type="dxa" w:w="25"/>
-              <w:right w:type="dxa" w:w="70"/>
-            </w:tcMar>
-          </w:tcPr>
-          <w:p>
-            <w:r>
-              <w:rPr>
-                <w:rFonts w:ascii="Malgun Gothic" w:cs="Malgun Gothic" w:eastAsia="Malgun Gothic" w:hAnsi="Malgun Gothic"/>
-                <w:b w:val="false"/>
-                <w:bCs w:val="false"/>
-                <w:sz w:val="15"/>
-                <w:szCs w:val="15"/>
-              </w:rPr>
-              <w:t xml:space="preserve">IRR</w:t>
-            </w:r>
-          </w:p>
-        </w:tc>
-        <w:tc>
-          <w:tcPr>
-            <w:tcW w:type="dxa" w:w="3133"/>
+            <w:tcW w:type="dxa" w:w="3310"/>
             <w:tcMar>
               <w:top w:type="dxa" w:w="25"/>
               <w:left w:type="dxa" w:w="70"/>
@@ -4665,7 +3928,7 @@
         </w:tc>
         <w:tc>
           <w:tcPr>
-            <w:tcW w:type="dxa" w:w="2913"/>
+            <w:tcW w:type="dxa" w:w="3090"/>
             <w:tcMar>
               <w:top w:type="dxa" w:w="25"/>
               <w:left w:type="dxa" w:w="70"/>
@@ -4688,7 +3951,7 @@
         </w:tc>
         <w:tc>
           <w:tcPr>
-            <w:tcW w:type="dxa" w:w="2473"/>
+            <w:tcW w:type="dxa" w:w="2648"/>
             <w:tcMar>
               <w:top w:type="dxa" w:w="25"/>
               <w:left w:type="dxa" w:w="70"/>
@@ -4711,7 +3974,7 @@
         </w:tc>
         <w:tc>
           <w:tcPr>
-            <w:tcW w:type="dxa" w:w="1429"/>
+            <w:tcW w:type="dxa" w:w="1766"/>
             <w:tcMar>
               <w:top w:type="dxa" w:w="25"/>
               <w:left w:type="dxa" w:w="70"/>
@@ -4736,7 +3999,7 @@
       <w:tr>
         <w:tc>
           <w:tcPr>
-            <w:tcW w:type="dxa" w:w="3353"/>
+            <w:tcW w:type="dxa" w:w="3586"/>
             <w:tcMar>
               <w:top w:type="dxa" w:w="25"/>
               <w:left w:type="dxa" w:w="70"/>
@@ -4759,30 +4022,7 @@
         </w:tc>
         <w:tc>
           <w:tcPr>
-            <w:tcW w:type="dxa" w:w="1099"/>
-            <w:tcMar>
-              <w:top w:type="dxa" w:w="25"/>
-              <w:left w:type="dxa" w:w="70"/>
-              <w:bottom w:type="dxa" w:w="25"/>
-              <w:right w:type="dxa" w:w="70"/>
-            </w:tcMar>
-          </w:tcPr>
-          <w:p>
-            <w:r>
-              <w:rPr>
-                <w:rFonts w:ascii="Malgun Gothic" w:cs="Malgun Gothic" w:eastAsia="Malgun Gothic" w:hAnsi="Malgun Gothic"/>
-                <w:b w:val="false"/>
-                <w:bCs w:val="false"/>
-                <w:sz w:val="15"/>
-                <w:szCs w:val="15"/>
-              </w:rPr>
-              <w:t xml:space="preserve">IRR</w:t>
-            </w:r>
-          </w:p>
-        </w:tc>
-        <w:tc>
-          <w:tcPr>
-            <w:tcW w:type="dxa" w:w="3133"/>
+            <w:tcW w:type="dxa" w:w="3310"/>
             <w:tcMar>
               <w:top w:type="dxa" w:w="25"/>
               <w:left w:type="dxa" w:w="70"/>
@@ -4805,7 +4045,7 @@
         </w:tc>
         <w:tc>
           <w:tcPr>
-            <w:tcW w:type="dxa" w:w="2913"/>
+            <w:tcW w:type="dxa" w:w="3090"/>
             <w:tcMar>
               <w:top w:type="dxa" w:w="25"/>
               <w:left w:type="dxa" w:w="70"/>
@@ -4828,7 +4068,7 @@
         </w:tc>
         <w:tc>
           <w:tcPr>
-            <w:tcW w:type="dxa" w:w="2473"/>
+            <w:tcW w:type="dxa" w:w="2648"/>
             <w:tcMar>
               <w:top w:type="dxa" w:w="25"/>
               <w:left w:type="dxa" w:w="70"/>
@@ -4851,7 +4091,7 @@
         </w:tc>
         <w:tc>
           <w:tcPr>
-            <w:tcW w:type="dxa" w:w="1429"/>
+            <w:tcW w:type="dxa" w:w="1766"/>
             <w:tcMar>
               <w:top w:type="dxa" w:w="25"/>
               <w:left w:type="dxa" w:w="70"/>
@@ -4876,7 +4116,7 @@
       <w:tr>
         <w:tc>
           <w:tcPr>
-            <w:tcW w:type="dxa" w:w="3353"/>
+            <w:tcW w:type="dxa" w:w="3586"/>
             <w:tcMar>
               <w:top w:type="dxa" w:w="25"/>
               <w:left w:type="dxa" w:w="70"/>
@@ -4899,30 +4139,7 @@
         </w:tc>
         <w:tc>
           <w:tcPr>
-            <w:tcW w:type="dxa" w:w="1099"/>
-            <w:tcMar>
-              <w:top w:type="dxa" w:w="25"/>
-              <w:left w:type="dxa" w:w="70"/>
-              <w:bottom w:type="dxa" w:w="25"/>
-              <w:right w:type="dxa" w:w="70"/>
-            </w:tcMar>
-          </w:tcPr>
-          <w:p>
-            <w:r>
-              <w:rPr>
-                <w:rFonts w:ascii="Malgun Gothic" w:cs="Malgun Gothic" w:eastAsia="Malgun Gothic" w:hAnsi="Malgun Gothic"/>
-                <w:b w:val="false"/>
-                <w:bCs w:val="false"/>
-                <w:sz w:val="15"/>
-                <w:szCs w:val="15"/>
-              </w:rPr>
-              <w:t xml:space="preserve">IRR</w:t>
-            </w:r>
-          </w:p>
-        </w:tc>
-        <w:tc>
-          <w:tcPr>
-            <w:tcW w:type="dxa" w:w="3133"/>
+            <w:tcW w:type="dxa" w:w="3310"/>
             <w:tcMar>
               <w:top w:type="dxa" w:w="25"/>
               <w:left w:type="dxa" w:w="70"/>
@@ -4945,7 +4162,7 @@
         </w:tc>
         <w:tc>
           <w:tcPr>
-            <w:tcW w:type="dxa" w:w="2913"/>
+            <w:tcW w:type="dxa" w:w="3090"/>
             <w:tcMar>
               <w:top w:type="dxa" w:w="25"/>
               <w:left w:type="dxa" w:w="70"/>
@@ -4968,7 +4185,7 @@
         </w:tc>
         <w:tc>
           <w:tcPr>
-            <w:tcW w:type="dxa" w:w="2473"/>
+            <w:tcW w:type="dxa" w:w="2648"/>
             <w:tcMar>
               <w:top w:type="dxa" w:w="25"/>
               <w:left w:type="dxa" w:w="70"/>
@@ -4991,7 +4208,7 @@
         </w:tc>
         <w:tc>
           <w:tcPr>
-            <w:tcW w:type="dxa" w:w="1429"/>
+            <w:tcW w:type="dxa" w:w="1766"/>
             <w:tcMar>
               <w:top w:type="dxa" w:w="25"/>
               <w:left w:type="dxa" w:w="70"/>
@@ -5016,7 +4233,7 @@
       <w:tr>
         <w:tc>
           <w:tcPr>
-            <w:tcW w:type="dxa" w:w="3353"/>
+            <w:tcW w:type="dxa" w:w="3586"/>
             <w:tcMar>
               <w:top w:type="dxa" w:w="25"/>
               <w:left w:type="dxa" w:w="70"/>
@@ -5039,30 +4256,7 @@
         </w:tc>
         <w:tc>
           <w:tcPr>
-            <w:tcW w:type="dxa" w:w="1099"/>
-            <w:tcMar>
-              <w:top w:type="dxa" w:w="25"/>
-              <w:left w:type="dxa" w:w="70"/>
-              <w:bottom w:type="dxa" w:w="25"/>
-              <w:right w:type="dxa" w:w="70"/>
-            </w:tcMar>
-          </w:tcPr>
-          <w:p>
-            <w:r>
-              <w:rPr>
-                <w:rFonts w:ascii="Malgun Gothic" w:cs="Malgun Gothic" w:eastAsia="Malgun Gothic" w:hAnsi="Malgun Gothic"/>
-                <w:b w:val="false"/>
-                <w:bCs w:val="false"/>
-                <w:sz w:val="15"/>
-                <w:szCs w:val="15"/>
-              </w:rPr>
-              <w:t xml:space="preserve">IRR</w:t>
-            </w:r>
-          </w:p>
-        </w:tc>
-        <w:tc>
-          <w:tcPr>
-            <w:tcW w:type="dxa" w:w="3133"/>
+            <w:tcW w:type="dxa" w:w="3310"/>
             <w:tcMar>
               <w:top w:type="dxa" w:w="25"/>
               <w:left w:type="dxa" w:w="70"/>
@@ -5085,7 +4279,7 @@
         </w:tc>
         <w:tc>
           <w:tcPr>
-            <w:tcW w:type="dxa" w:w="2913"/>
+            <w:tcW w:type="dxa" w:w="3090"/>
             <w:tcMar>
               <w:top w:type="dxa" w:w="25"/>
               <w:left w:type="dxa" w:w="70"/>
@@ -5108,7 +4302,7 @@
         </w:tc>
         <w:tc>
           <w:tcPr>
-            <w:tcW w:type="dxa" w:w="2473"/>
+            <w:tcW w:type="dxa" w:w="2648"/>
             <w:tcMar>
               <w:top w:type="dxa" w:w="25"/>
               <w:left w:type="dxa" w:w="70"/>
@@ -5131,7 +4325,7 @@
         </w:tc>
         <w:tc>
           <w:tcPr>
-            <w:tcW w:type="dxa" w:w="1429"/>
+            <w:tcW w:type="dxa" w:w="1766"/>
             <w:tcMar>
               <w:top w:type="dxa" w:w="25"/>
               <w:left w:type="dxa" w:w="70"/>
@@ -5156,7 +4350,7 @@
       <w:tr>
         <w:tc>
           <w:tcPr>
-            <w:tcW w:type="dxa" w:w="3353"/>
+            <w:tcW w:type="dxa" w:w="3586"/>
             <w:tcMar>
               <w:top w:type="dxa" w:w="25"/>
               <w:left w:type="dxa" w:w="70"/>
@@ -5179,30 +4373,7 @@
         </w:tc>
         <w:tc>
           <w:tcPr>
-            <w:tcW w:type="dxa" w:w="1099"/>
-            <w:tcMar>
-              <w:top w:type="dxa" w:w="25"/>
-              <w:left w:type="dxa" w:w="70"/>
-              <w:bottom w:type="dxa" w:w="25"/>
-              <w:right w:type="dxa" w:w="70"/>
-            </w:tcMar>
-          </w:tcPr>
-          <w:p>
-            <w:r>
-              <w:rPr>
-                <w:rFonts w:ascii="Malgun Gothic" w:cs="Malgun Gothic" w:eastAsia="Malgun Gothic" w:hAnsi="Malgun Gothic"/>
-                <w:b w:val="false"/>
-                <w:bCs w:val="false"/>
-                <w:sz w:val="15"/>
-                <w:szCs w:val="15"/>
-              </w:rPr>
-              <w:t xml:space="preserve">IRR</w:t>
-            </w:r>
-          </w:p>
-        </w:tc>
-        <w:tc>
-          <w:tcPr>
-            <w:tcW w:type="dxa" w:w="3133"/>
+            <w:tcW w:type="dxa" w:w="3310"/>
             <w:tcMar>
               <w:top w:type="dxa" w:w="25"/>
               <w:left w:type="dxa" w:w="70"/>
@@ -5225,7 +4396,7 @@
         </w:tc>
         <w:tc>
           <w:tcPr>
-            <w:tcW w:type="dxa" w:w="2913"/>
+            <w:tcW w:type="dxa" w:w="3090"/>
             <w:tcMar>
               <w:top w:type="dxa" w:w="25"/>
               <w:left w:type="dxa" w:w="70"/>
@@ -5248,7 +4419,7 @@
         </w:tc>
         <w:tc>
           <w:tcPr>
-            <w:tcW w:type="dxa" w:w="2473"/>
+            <w:tcW w:type="dxa" w:w="2648"/>
             <w:tcMar>
               <w:top w:type="dxa" w:w="25"/>
               <w:left w:type="dxa" w:w="70"/>
@@ -5271,7 +4442,7 @@
         </w:tc>
         <w:tc>
           <w:tcPr>
-            <w:tcW w:type="dxa" w:w="1429"/>
+            <w:tcW w:type="dxa" w:w="1766"/>
             <w:tcMar>
               <w:top w:type="dxa" w:w="25"/>
               <w:left w:type="dxa" w:w="70"/>
@@ -5296,7 +4467,7 @@
       <w:tr>
         <w:tc>
           <w:tcPr>
-            <w:tcW w:type="dxa" w:w="3353"/>
+            <w:tcW w:type="dxa" w:w="3586"/>
             <w:tcMar>
               <w:top w:type="dxa" w:w="25"/>
               <w:left w:type="dxa" w:w="70"/>
@@ -5319,30 +4490,7 @@
         </w:tc>
         <w:tc>
           <w:tcPr>
-            <w:tcW w:type="dxa" w:w="1099"/>
-            <w:tcMar>
-              <w:top w:type="dxa" w:w="25"/>
-              <w:left w:type="dxa" w:w="70"/>
-              <w:bottom w:type="dxa" w:w="25"/>
-              <w:right w:type="dxa" w:w="70"/>
-            </w:tcMar>
-          </w:tcPr>
-          <w:p>
-            <w:r>
-              <w:rPr>
-                <w:rFonts w:ascii="Malgun Gothic" w:cs="Malgun Gothic" w:eastAsia="Malgun Gothic" w:hAnsi="Malgun Gothic"/>
-                <w:b w:val="false"/>
-                <w:bCs w:val="false"/>
-                <w:sz w:val="15"/>
-                <w:szCs w:val="15"/>
-              </w:rPr>
-              <w:t xml:space="preserve">IRR</w:t>
-            </w:r>
-          </w:p>
-        </w:tc>
-        <w:tc>
-          <w:tcPr>
-            <w:tcW w:type="dxa" w:w="3133"/>
+            <w:tcW w:type="dxa" w:w="3310"/>
             <w:tcMar>
               <w:top w:type="dxa" w:w="25"/>
               <w:left w:type="dxa" w:w="70"/>
@@ -5365,7 +4513,7 @@
         </w:tc>
         <w:tc>
           <w:tcPr>
-            <w:tcW w:type="dxa" w:w="2913"/>
+            <w:tcW w:type="dxa" w:w="3090"/>
             <w:tcMar>
               <w:top w:type="dxa" w:w="25"/>
               <w:left w:type="dxa" w:w="70"/>
@@ -5388,7 +4536,7 @@
         </w:tc>
         <w:tc>
           <w:tcPr>
-            <w:tcW w:type="dxa" w:w="2473"/>
+            <w:tcW w:type="dxa" w:w="2648"/>
             <w:tcMar>
               <w:top w:type="dxa" w:w="25"/>
               <w:left w:type="dxa" w:w="70"/>
@@ -5411,7 +4559,7 @@
         </w:tc>
         <w:tc>
           <w:tcPr>
-            <w:tcW w:type="dxa" w:w="1429"/>
+            <w:tcW w:type="dxa" w:w="1766"/>
             <w:tcMar>
               <w:top w:type="dxa" w:w="25"/>
               <w:left w:type="dxa" w:w="70"/>
@@ -5436,7 +4584,7 @@
       <w:tr>
         <w:tc>
           <w:tcPr>
-            <w:tcW w:type="dxa" w:w="3353"/>
+            <w:tcW w:type="dxa" w:w="3586"/>
             <w:tcMar>
               <w:top w:type="dxa" w:w="25"/>
               <w:left w:type="dxa" w:w="70"/>
@@ -5459,30 +4607,7 @@
         </w:tc>
         <w:tc>
           <w:tcPr>
-            <w:tcW w:type="dxa" w:w="1099"/>
-            <w:tcMar>
-              <w:top w:type="dxa" w:w="25"/>
-              <w:left w:type="dxa" w:w="70"/>
-              <w:bottom w:type="dxa" w:w="25"/>
-              <w:right w:type="dxa" w:w="70"/>
-            </w:tcMar>
-          </w:tcPr>
-          <w:p>
-            <w:r>
-              <w:rPr>
-                <w:rFonts w:ascii="Malgun Gothic" w:cs="Malgun Gothic" w:eastAsia="Malgun Gothic" w:hAnsi="Malgun Gothic"/>
-                <w:b w:val="false"/>
-                <w:bCs w:val="false"/>
-                <w:sz w:val="15"/>
-                <w:szCs w:val="15"/>
-              </w:rPr>
-              <w:t xml:space="preserve">IRR</w:t>
-            </w:r>
-          </w:p>
-        </w:tc>
-        <w:tc>
-          <w:tcPr>
-            <w:tcW w:type="dxa" w:w="3133"/>
+            <w:tcW w:type="dxa" w:w="3310"/>
             <w:tcMar>
               <w:top w:type="dxa" w:w="25"/>
               <w:left w:type="dxa" w:w="70"/>
@@ -5505,7 +4630,7 @@
         </w:tc>
         <w:tc>
           <w:tcPr>
-            <w:tcW w:type="dxa" w:w="2913"/>
+            <w:tcW w:type="dxa" w:w="3090"/>
             <w:tcMar>
               <w:top w:type="dxa" w:w="25"/>
               <w:left w:type="dxa" w:w="70"/>
@@ -5528,7 +4653,7 @@
         </w:tc>
         <w:tc>
           <w:tcPr>
-            <w:tcW w:type="dxa" w:w="2473"/>
+            <w:tcW w:type="dxa" w:w="2648"/>
             <w:tcMar>
               <w:top w:type="dxa" w:w="25"/>
               <w:left w:type="dxa" w:w="70"/>
@@ -5551,7 +4676,7 @@
         </w:tc>
         <w:tc>
           <w:tcPr>
-            <w:tcW w:type="dxa" w:w="1429"/>
+            <w:tcW w:type="dxa" w:w="1766"/>
             <w:tcMar>
               <w:top w:type="dxa" w:w="25"/>
               <w:left w:type="dxa" w:w="70"/>
@@ -5576,7 +4701,7 @@
       <w:tr>
         <w:tc>
           <w:tcPr>
-            <w:tcW w:type="dxa" w:w="3353"/>
+            <w:tcW w:type="dxa" w:w="3586"/>
             <w:tcMar>
               <w:top w:type="dxa" w:w="25"/>
               <w:left w:type="dxa" w:w="70"/>
@@ -5599,30 +4724,7 @@
         </w:tc>
         <w:tc>
           <w:tcPr>
-            <w:tcW w:type="dxa" w:w="1099"/>
-            <w:tcMar>
-              <w:top w:type="dxa" w:w="25"/>
-              <w:left w:type="dxa" w:w="70"/>
-              <w:bottom w:type="dxa" w:w="25"/>
-              <w:right w:type="dxa" w:w="70"/>
-            </w:tcMar>
-          </w:tcPr>
-          <w:p>
-            <w:r>
-              <w:rPr>
-                <w:rFonts w:ascii="Malgun Gothic" w:cs="Malgun Gothic" w:eastAsia="Malgun Gothic" w:hAnsi="Malgun Gothic"/>
-                <w:b w:val="false"/>
-                <w:bCs w:val="false"/>
-                <w:sz w:val="15"/>
-                <w:szCs w:val="15"/>
-              </w:rPr>
-              <w:t xml:space="preserve">IRR</w:t>
-            </w:r>
-          </w:p>
-        </w:tc>
-        <w:tc>
-          <w:tcPr>
-            <w:tcW w:type="dxa" w:w="3133"/>
+            <w:tcW w:type="dxa" w:w="3310"/>
             <w:tcMar>
               <w:top w:type="dxa" w:w="25"/>
               <w:left w:type="dxa" w:w="70"/>
@@ -5645,7 +4747,7 @@
         </w:tc>
         <w:tc>
           <w:tcPr>
-            <w:tcW w:type="dxa" w:w="2913"/>
+            <w:tcW w:type="dxa" w:w="3090"/>
             <w:tcMar>
               <w:top w:type="dxa" w:w="25"/>
               <w:left w:type="dxa" w:w="70"/>
@@ -5668,7 +4770,7 @@
         </w:tc>
         <w:tc>
           <w:tcPr>
-            <w:tcW w:type="dxa" w:w="2473"/>
+            <w:tcW w:type="dxa" w:w="2648"/>
             <w:tcMar>
               <w:top w:type="dxa" w:w="25"/>
               <w:left w:type="dxa" w:w="70"/>
@@ -5691,7 +4793,7 @@
         </w:tc>
         <w:tc>
           <w:tcPr>
-            <w:tcW w:type="dxa" w:w="1429"/>
+            <w:tcW w:type="dxa" w:w="1766"/>
             <w:tcMar>
               <w:top w:type="dxa" w:w="25"/>
               <w:left w:type="dxa" w:w="70"/>
